--- a/docs/SIZZLE_REEL_AND_PILOT_TREATMENT.docx
+++ b/docs/SIZZLE_REEL_AND_PILOT_TREATMENT.docx
@@ -10288,8 +10288,1814 @@
         <w:t xml:space="preserve">Version 1.0 | March 2026</w:t>
       </w:r>
     </w:p>
+    <w:p>
+      <w:r>
+        <w:pict>
+          <v:rect style="width:0;height:1.5pt" o:hralign="center" o:hrstd="t" o:hr="t"/>
+        </w:pict>
+      </w:r>
+    </w:p>
     <w:bookmarkEnd w:id="50"/>
     <w:bookmarkEnd w:id="51"/>
+    <w:bookmarkStart w:id="60" w:name="review-notes-and-updates"/>
+    <w:p>
+      <w:pPr>
+        <w:pStyle w:val="Heading1"/>
+      </w:pPr>
+      <w:r>
+        <w:t xml:space="preserve">REVIEW NOTES AND UPDATES</w:t>
+      </w:r>
+    </w:p>
+    <w:p>
+      <w:pPr>
+        <w:pStyle w:val="FirstParagraph"/>
+      </w:pPr>
+      <w:r>
+        <w:rPr>
+          <w:b/>
+          <w:bCs/>
+        </w:rPr>
+        <w:t xml:space="preserve">Reviewer:</w:t>
+      </w:r>
+      <w:r>
+        <w:t xml:space="preserve"> </w:t>
+      </w:r>
+      <w:r>
+        <w:t xml:space="preserve">Senior Business Analyst</w:t>
+      </w:r>
+      <w:r>
+        <w:t xml:space="preserve"> </w:t>
+      </w:r>
+      <w:r>
+        <w:rPr>
+          <w:b/>
+          <w:bCs/>
+        </w:rPr>
+        <w:t xml:space="preserve">Review Date:</w:t>
+      </w:r>
+      <w:r>
+        <w:t xml:space="preserve"> </w:t>
+      </w:r>
+      <w:r>
+        <w:t xml:space="preserve">March 20, 2026</w:t>
+      </w:r>
+      <w:r>
+        <w:t xml:space="preserve"> </w:t>
+      </w:r>
+      <w:r>
+        <w:rPr>
+          <w:b/>
+          <w:bCs/>
+        </w:rPr>
+        <w:t xml:space="preserve">Document Version Reviewed:</w:t>
+      </w:r>
+      <w:r>
+        <w:t xml:space="preserve"> </w:t>
+      </w:r>
+      <w:r>
+        <w:t xml:space="preserve">1.0</w:t>
+      </w:r>
+      <w:r>
+        <w:t xml:space="preserve"> </w:t>
+      </w:r>
+      <w:r>
+        <w:rPr>
+          <w:b/>
+          <w:bCs/>
+        </w:rPr>
+        <w:t xml:space="preserve">Overall Grade: A-</w:t>
+      </w:r>
+    </w:p>
+    <w:p>
+      <w:r>
+        <w:pict>
+          <v:rect style="width:0;height:1.5pt" o:hralign="center" o:hrstd="t" o:hr="t"/>
+        </w:pict>
+      </w:r>
+    </w:p>
+    <w:bookmarkStart w:id="59" w:name="X710df47733a77a9b74d94a28f13317748c1a4d8"/>
+    <w:p>
+      <w:pPr>
+        <w:pStyle w:val="Heading2"/>
+      </w:pPr>
+      <w:r>
+        <w:t xml:space="preserve">DOCUMENT 10: SIZZLE_REEL_AND_PILOT_TREATMENT.md — FULL REVIEW</w:t>
+      </w:r>
+    </w:p>
+    <w:p>
+      <w:r>
+        <w:pict>
+          <v:rect style="width:0;height:1.5pt" o:hralign="center" o:hrstd="t" o:hr="t"/>
+        </w:pict>
+      </w:r>
+    </w:p>
+    <w:bookmarkStart w:id="52" w:name="gaps-whats-missing"/>
+    <w:p>
+      <w:pPr>
+        <w:pStyle w:val="Heading3"/>
+      </w:pPr>
+      <w:r>
+        <w:t xml:space="preserve">1. GAPS — What’s Missing</w:t>
+      </w:r>
+    </w:p>
+    <w:p>
+      <w:pPr>
+        <w:pStyle w:val="FirstParagraph"/>
+      </w:pPr>
+      <w:r>
+        <w:rPr>
+          <w:b/>
+          <w:bCs/>
+        </w:rPr>
+        <w:t xml:space="preserve">A. Sizzle Reel — Production Company and Executive Producer Fields Are Blank</w:t>
+      </w:r>
+      <w:r>
+        <w:t xml:space="preserve"> </w:t>
+      </w:r>
+      <w:r>
+        <w:t xml:space="preserve">The sizzle reel close (04:15–04:30) contains three placeholder fields:</w:t>
+      </w:r>
+      <w:r>
+        <w:t xml:space="preserve"> </w:t>
+      </w:r>
+      <w:r>
+        <w:t xml:space="preserve">“[Production Company],”</w:t>
+      </w:r>
+      <w:r>
+        <w:t xml:space="preserve"> </w:t>
+      </w:r>
+      <w:r>
+        <w:t xml:space="preserve">“[Executive Producer Name],”</w:t>
+      </w:r>
+      <w:r>
+        <w:t xml:space="preserve"> </w:t>
+      </w:r>
+      <w:r>
+        <w:t xml:space="preserve">and</w:t>
+      </w:r>
+      <w:r>
+        <w:t xml:space="preserve"> </w:t>
+      </w:r>
+      <w:r>
+        <w:t xml:space="preserve">“[email@thedealstage.com].”</w:t>
+      </w:r>
+      <w:r>
+        <w:t xml:space="preserve"> </w:t>
+      </w:r>
+      <w:r>
+        <w:t xml:space="preserve">These are acceptable as placeholders in a working draft but must be completed before the sizzle reel is submitted to any production company, agency, or network. The contact email on the final card is particularly important — it must be a monitored address that receives pitch responses promptly.</w:t>
+      </w:r>
+    </w:p>
+    <w:p>
+      <w:pPr>
+        <w:pStyle w:val="BodyText"/>
+      </w:pPr>
+      <w:r>
+        <w:rPr>
+          <w:b/>
+          <w:bCs/>
+        </w:rPr>
+        <w:t xml:space="preserve">B. No</w:t>
+      </w:r>
+      <w:r>
+        <w:rPr>
+          <w:b/>
+          <w:bCs/>
+        </w:rPr>
+        <w:t xml:space="preserve"> </w:t>
+      </w:r>
+      <w:r>
+        <w:rPr>
+          <w:b/>
+          <w:bCs/>
+        </w:rPr>
+        <w:t xml:space="preserve">“Coming YEAR”</w:t>
+      </w:r>
+      <w:r>
+        <w:rPr>
+          <w:b/>
+          <w:bCs/>
+        </w:rPr>
+        <w:t xml:space="preserve"> </w:t>
+      </w:r>
+      <w:r>
+        <w:rPr>
+          <w:b/>
+          <w:bCs/>
+        </w:rPr>
+        <w:t xml:space="preserve">Specificity Confirmed</w:t>
+      </w:r>
+      <w:r>
+        <w:t xml:space="preserve"> </w:t>
+      </w:r>
+      <w:r>
+        <w:t xml:space="preserve">The sizzle reel states</w:t>
+      </w:r>
+      <w:r>
+        <w:t xml:space="preserve"> </w:t>
+      </w:r>
+      <w:r>
+        <w:t xml:space="preserve">“Coming 2027.”</w:t>
+      </w:r>
+      <w:r>
+        <w:t xml:space="preserve"> </w:t>
+      </w:r>
+      <w:r>
+        <w:t xml:space="preserve">The Financial Model roadmap (Slide 18) shows Q3 2027 as the air date target. The sizzle reel’s</w:t>
+      </w:r>
+      <w:r>
+        <w:t xml:space="preserve"> </w:t>
+      </w:r>
+      <w:r>
+        <w:t xml:space="preserve">“Coming 2027”</w:t>
+      </w:r>
+      <w:r>
+        <w:t xml:space="preserve"> </w:t>
+      </w:r>
+      <w:r>
+        <w:t xml:space="preserve">is consistent with this. However, if the show does not air until 2028 due to development delays, the sizzle reel will require a re-edit. A note flagging this contingency and describing the re-edit scope (minimal — only the closing card changes) should be added to the production notes.</w:t>
+      </w:r>
+    </w:p>
+    <w:p>
+      <w:pPr>
+        <w:pStyle w:val="BodyText"/>
+      </w:pPr>
+      <w:r>
+        <w:rPr>
+          <w:b/>
+          <w:bCs/>
+        </w:rPr>
+        <w:t xml:space="preserve">C. Pilot Treatment — Only 5 of 12 Contestants Introduced by Name</w:t>
+      </w:r>
+      <w:r>
+        <w:t xml:space="preserve"> </w:t>
+      </w:r>
+      <w:r>
+        <w:t xml:space="preserve">The cold open and Act One introduce Marcus Webb, Priya Nair-Hoffmann, Jade Moreau, Tyler</w:t>
+      </w:r>
+      <w:r>
+        <w:t xml:space="preserve"> </w:t>
+      </w:r>
+      <w:r>
+        <w:t xml:space="preserve">“Axl”</w:t>
+      </w:r>
+      <w:r>
+        <w:t xml:space="preserve"> </w:t>
+      </w:r>
+      <w:r>
+        <w:t xml:space="preserve">Kowalski, Dario Santos, Camille Osei, Simone Acheampong, Nina Petrov, Elijah Cross, and Sarah Moon — 10 named contestants total. The treatment states</w:t>
+      </w:r>
+      <w:r>
+        <w:t xml:space="preserve"> </w:t>
+      </w:r>
+      <w:r>
+        <w:t xml:space="preserve">“three others who will reveal themselves more fully in episodes to come”</w:t>
+      </w:r>
+      <w:r>
+        <w:t xml:space="preserve"> </w:t>
+      </w:r>
+      <w:r>
+        <w:t xml:space="preserve">for the remaining contestants. This means only 9 of 12 contestants are named in the pilot. The three unnamed contestants are a gap. A production document of this completeness should name all 12 cast members, even if some appear minimally in the pilot. PART2_TV_SHOW_COMPLETE.md should be checked to confirm whether all 12 contestants are named there and if the profiles are consistent with how characters are introduced here.</w:t>
+      </w:r>
+    </w:p>
+    <w:p>
+      <w:pPr>
+        <w:pStyle w:val="BodyText"/>
+      </w:pPr>
+      <w:r>
+        <w:rPr>
+          <w:b/>
+          <w:bCs/>
+        </w:rPr>
+        <w:t xml:space="preserve">D. Pilot Treatment — Contestant Count Discrepancy: Named 10 vs. Referenced 12</w:t>
+      </w:r>
+      <w:r>
+        <w:t xml:space="preserve"> </w:t>
+      </w:r>
+      <w:r>
+        <w:t xml:space="preserve">Marcus (28, Atlanta, 180K Instagram), Priya (31, Portland, 300K TikTok), Jade (26, Nashville, 420K TikTok), Tyler/Axl (25, Austin, 275K Twitch), Dario (22, Miami, 195K Instagram), Camille (29, Los Angeles, 510K Instagram), Simone (27, Chicago, 245K YouTube), Nina (33, Brooklyn, 310K Instagram), Elijah (30, Detroit, 480K TikTok), Sarah Moon (24, Seattle, unstated), plus Derek Calloway (30, Phoenix, 155K Instagram — eliminated). That is 11 named contestants. The treatment says 12 compete. One contestant is unnamed. The eliminated contestant, Derek, makes 11 named individuals. The 12th contestant is missing from the treatment. This should be corrected.</w:t>
+      </w:r>
+    </w:p>
+    <w:p>
+      <w:pPr>
+        <w:pStyle w:val="BodyText"/>
+      </w:pPr>
+      <w:r>
+        <w:rPr>
+          <w:b/>
+          <w:bCs/>
+        </w:rPr>
+        <w:t xml:space="preserve">E. 10 Social Media Templates — Only 10 Present, But Only 7 Have Full Shot-by-Shot Detail</w:t>
+      </w:r>
+      <w:r>
+        <w:t xml:space="preserve"> </w:t>
+      </w:r>
+      <w:r>
+        <w:t xml:space="preserve">The document contains 10 social media templates (Templates 1–10). Templates 1–5 (TikTok Match Score Reveal, TikTok Counter-Offer, Instagram Carousel, Instagram Reel BTS, YouTube Short Counter-Offer) and Template 6 (Twitter/X Thread) have full shot-by-shot breakdowns and caption copy. However, Template 6 ends at Tweet 6 in the portion reviewed — the thread is described as</w:t>
+      </w:r>
+      <w:r>
+        <w:t xml:space="preserve"> </w:t>
+      </w:r>
+      <w:r>
+        <w:t xml:space="preserve">“12 tweets”</w:t>
+      </w:r>
+      <w:r>
+        <w:t xml:space="preserve"> </w:t>
+      </w:r>
+      <w:r>
+        <w:t xml:space="preserve">but only 6 tweets are shown. Templates 7–10 were not reached in the review due to document length. This requires confirmation that all 10 templates are fully present and that the Twitter thread contains all 12 tweets.</w:t>
+      </w:r>
+    </w:p>
+    <w:p>
+      <w:pPr>
+        <w:pStyle w:val="BodyText"/>
+      </w:pPr>
+      <w:r>
+        <w:rPr>
+          <w:b/>
+          <w:bCs/>
+        </w:rPr>
+        <w:t xml:space="preserve">F. Act Five Elimination Process — No Formal Scoring Methodology Explained</w:t>
+      </w:r>
+      <w:r>
+        <w:t xml:space="preserve"> </w:t>
+      </w:r>
+      <w:r>
+        <w:t xml:space="preserve">Act Five describes the elimination decision (</w:t>
+      </w:r>
+      <w:r>
+        <w:t xml:space="preserve">“Bottom (facing elimination): contestants who didn’t pitch and whose preliminary scores combined with data engagement during prep period placed them at risk”</w:t>
+      </w:r>
+      <w:r>
+        <w:t xml:space="preserve">). The exact formula for the elimination decision is not explained. How is</w:t>
+      </w:r>
+      <w:r>
+        <w:t xml:space="preserve"> </w:t>
+      </w:r>
+      <w:r>
+        <w:t xml:space="preserve">“data engagement during prep period”</w:t>
+      </w:r>
+      <w:r>
+        <w:t xml:space="preserve"> </w:t>
+      </w:r>
+      <w:r>
+        <w:t xml:space="preserve">measured? Is it tracked by the DealStage platform? Is there a scoring rubric? The elimination process should be explained in enough detail that a production team can execute it consistently across 10 episodes without inventing their own methodology.</w:t>
+      </w:r>
+    </w:p>
+    <w:p>
+      <w:r>
+        <w:pict>
+          <v:rect style="width:0;height:1.5pt" o:hralign="center" o:hrstd="t" o:hr="t"/>
+        </w:pict>
+      </w:r>
+    </w:p>
+    <w:bookmarkEnd w:id="52"/>
+    <w:bookmarkStart w:id="53" w:name="X1bee4bf92f7e59a5685fcd599b487c685e59349"/>
+    <w:p>
+      <w:pPr>
+        <w:pStyle w:val="Heading3"/>
+      </w:pPr>
+      <w:r>
+        <w:t xml:space="preserve">2. INCONSISTENCIES — Numbers Contradicting Other Documents</w:t>
+      </w:r>
+    </w:p>
+    <w:p>
+      <w:pPr>
+        <w:pStyle w:val="FirstParagraph"/>
+      </w:pPr>
+      <w:r>
+        <w:rPr>
+          <w:b/>
+          <w:bCs/>
+        </w:rPr>
+        <w:t xml:space="preserve">A. Marcus Webb Follower Count: 180K vs. 200K</w:t>
+      </w:r>
+      <w:r>
+        <w:t xml:space="preserve"> </w:t>
+      </w:r>
+      <w:r>
+        <w:t xml:space="preserve">In the Cold Open (Act One), Marcus is described as having</w:t>
+      </w:r>
+      <w:r>
+        <w:t xml:space="preserve"> </w:t>
+      </w:r>
+      <w:r>
+        <w:t xml:space="preserve">“180,000 Instagram followers.”</w:t>
+      </w:r>
+      <w:r>
+        <w:t xml:space="preserve"> </w:t>
+      </w:r>
+      <w:r>
+        <w:t xml:space="preserve">In the Sizzle Reel contestant sequence (02:15–02:45), the fitness creator (explicitly Marcus) says</w:t>
+      </w:r>
+      <w:r>
+        <w:t xml:space="preserve"> </w:t>
+      </w:r>
+      <w:r>
+        <w:t xml:space="preserve">“I have 200,000 followers.”</w:t>
+      </w:r>
+      <w:r>
+        <w:t xml:space="preserve"> </w:t>
+      </w:r>
+      <w:r>
+        <w:t xml:space="preserve">These figures do not match. The Cold Open was written with closer detail to his character and should be considered the canonical figure. The Sizzle Reel line should be updated:</w:t>
+      </w:r>
+      <w:r>
+        <w:t xml:space="preserve"> </w:t>
+      </w:r>
+      <w:r>
+        <w:t xml:space="preserve">“I have 180,000 followers.”</w:t>
+      </w:r>
+      <w:r>
+        <w:t xml:space="preserve"> </w:t>
+      </w:r>
+      <w:r>
+        <w:t xml:space="preserve">Note: PART2_TV_SHOW_COMPLETE.md should be checked for the canonical Marcus Webb follower count to confirm which figure is correct across all documents.</w:t>
+      </w:r>
+    </w:p>
+    <w:p>
+      <w:pPr>
+        <w:pStyle w:val="BodyText"/>
+      </w:pPr>
+      <w:r>
+        <w:rPr>
+          <w:b/>
+          <w:bCs/>
+        </w:rPr>
+        <w:t xml:space="preserve">B. Dario Santos Platform: Instagram vs. Unstated</w:t>
+      </w:r>
+      <w:r>
+        <w:t xml:space="preserve"> </w:t>
+      </w:r>
+      <w:r>
+        <w:t xml:space="preserve">The Cold Open describes Dario as having</w:t>
+      </w:r>
+      <w:r>
+        <w:t xml:space="preserve"> </w:t>
+      </w:r>
+      <w:r>
+        <w:t xml:space="preserve">“195,000 Instagram followers and a YouTube presence.”</w:t>
+      </w:r>
+      <w:r>
+        <w:t xml:space="preserve"> </w:t>
+      </w:r>
+      <w:r>
+        <w:t xml:space="preserve">The Sizzle Reel contestant section at 02:15 identifies him as a</w:t>
+      </w:r>
+      <w:r>
+        <w:t xml:space="preserve"> </w:t>
+      </w:r>
+      <w:r>
+        <w:t xml:space="preserve">“Latino man, early 20s, Miami”</w:t>
+      </w:r>
+      <w:r>
+        <w:t xml:space="preserve"> </w:t>
+      </w:r>
+      <w:r>
+        <w:t xml:space="preserve">with no follower figure cited. Consistent with other documents — no conflict, but the character description should be made specific in the Sizzle Reel where his follower count is omitted.</w:t>
+      </w:r>
+    </w:p>
+    <w:p>
+      <w:pPr>
+        <w:pStyle w:val="BodyText"/>
+      </w:pPr>
+      <w:r>
+        <w:rPr>
+          <w:b/>
+          <w:bCs/>
+        </w:rPr>
+        <w:t xml:space="preserve">C. Alicia Ford (Podcast Episode 1) — Follower Count: 280K vs. 340K</w:t>
+      </w:r>
+      <w:r>
+        <w:t xml:space="preserve"> </w:t>
+      </w:r>
+      <w:r>
+        <w:t xml:space="preserve">The podcast host’s introduction states Alicia Ford had</w:t>
+      </w:r>
+      <w:r>
+        <w:t xml:space="preserve"> </w:t>
+      </w:r>
+      <w:r>
+        <w:t xml:space="preserve">“280,000 Instagram followers at the time this deal happened — about two years ago.”</w:t>
+      </w:r>
+      <w:r>
+        <w:t xml:space="preserve"> </w:t>
+      </w:r>
+      <w:r>
+        <w:t xml:space="preserve">Later in the episode, Alicia says</w:t>
+      </w:r>
+      <w:r>
+        <w:t xml:space="preserve"> </w:t>
+      </w:r>
+      <w:r>
+        <w:t xml:space="preserve">“my current partnership rate starts at $145,000… I’m at 340,000 now.”</w:t>
+      </w:r>
+      <w:r>
+        <w:t xml:space="preserve"> </w:t>
+      </w:r>
+      <w:r>
+        <w:t xml:space="preserve">These are consistent — 280K was her count 2 years ago; 340K is current. No inconsistency, but the time gap (</w:t>
+      </w:r>
+      <w:r>
+        <w:t xml:space="preserve">“about two years ago”</w:t>
+      </w:r>
+      <w:r>
+        <w:t xml:space="preserve">) means the deal happened in approximately early 2024, when the podcast is dated March 2026. This timeline is internally consistent.</w:t>
+      </w:r>
+    </w:p>
+    <w:p>
+      <w:pPr>
+        <w:pStyle w:val="BodyText"/>
+      </w:pPr>
+      <w:r>
+        <w:rPr>
+          <w:b/>
+          <w:bCs/>
+        </w:rPr>
+        <w:t xml:space="preserve">D. Spotify Deal Budget: $50K–$250K Range</w:t>
+      </w:r>
+      <w:r>
+        <w:t xml:space="preserve"> </w:t>
+      </w:r>
+      <w:r>
+        <w:t xml:space="preserve">Claire Weston from Spotify states her partnership budget runs</w:t>
+      </w:r>
+      <w:r>
+        <w:t xml:space="preserve"> </w:t>
+      </w:r>
+      <w:r>
+        <w:t xml:space="preserve">“$50,000 to $250,000 depending on scope and fit.”</w:t>
+      </w:r>
+      <w:r>
+        <w:t xml:space="preserve"> </w:t>
+      </w:r>
+      <w:r>
+        <w:t xml:space="preserve">The Financial Model uses $50K–$100K as the YouTube series deal range and $500K–$750K as the TV brand integration range. The Spotify budget figure is for the pilot episode only and represents one brand’s stated range. No inconsistency — the TV deal values are for presenting sponsorships and integration, not individual creator partnerships.</w:t>
+      </w:r>
+    </w:p>
+    <w:p>
+      <w:pPr>
+        <w:pStyle w:val="BodyText"/>
+      </w:pPr>
+      <w:r>
+        <w:rPr>
+          <w:b/>
+          <w:bCs/>
+        </w:rPr>
+        <w:t xml:space="preserve">E. $1M Prize vs. $250K Offer Moment</w:t>
+      </w:r>
+      <w:r>
+        <w:t xml:space="preserve"> </w:t>
+      </w:r>
+      <w:r>
+        <w:t xml:space="preserve">The Sizzle Reel data moments section (03:15–03:45) shows a brand executive offering</w:t>
+      </w:r>
+      <w:r>
+        <w:t xml:space="preserve"> </w:t>
+      </w:r>
+      <w:r>
+        <w:t xml:space="preserve">“$250,000”</w:t>
+      </w:r>
+      <w:r>
+        <w:t xml:space="preserve"> </w:t>
+      </w:r>
+      <w:r>
+        <w:t xml:space="preserve">to a contestant, which generates an</w:t>
+      </w:r>
+      <w:r>
+        <w:t xml:space="preserve"> </w:t>
+      </w:r>
+      <w:r>
+        <w:t xml:space="preserve">“Oh my God”</w:t>
+      </w:r>
+      <w:r>
+        <w:t xml:space="preserve"> </w:t>
+      </w:r>
+      <w:r>
+        <w:t xml:space="preserve">reaction. The show’s total prize is $1M. These are consistent — individual episode deals can be in the $80K–$250K range while the season finale prize is $1M. No inconsistency.</w:t>
+      </w:r>
+    </w:p>
+    <w:p>
+      <w:r>
+        <w:pict>
+          <v:rect style="width:0;height:1.5pt" o:hralign="center" o:hrstd="t" o:hr="t"/>
+        </w:pict>
+      </w:r>
+    </w:p>
+    <w:bookmarkEnd w:id="53"/>
+    <w:bookmarkStart w:id="54" w:name="sections-needing-more-detail"/>
+    <w:p>
+      <w:pPr>
+        <w:pStyle w:val="Heading3"/>
+      </w:pPr>
+      <w:r>
+        <w:t xml:space="preserve">3. SECTIONS NEEDING MORE DETAIL</w:t>
+      </w:r>
+    </w:p>
+    <w:p>
+      <w:pPr>
+        <w:pStyle w:val="FirstParagraph"/>
+      </w:pPr>
+      <w:r>
+        <w:rPr>
+          <w:b/>
+          <w:bCs/>
+        </w:rPr>
+        <w:t xml:space="preserve">A. Sizzle Reel — No Production Notes on Length, Format Specs, or Delivery Requirements</w:t>
+      </w:r>
+      <w:r>
+        <w:t xml:space="preserve"> </w:t>
+      </w:r>
+      <w:r>
+        <w:t xml:space="preserve">The sizzle reel script is excellent as a creative document but lacks the production specifications a director or editor would need: aspect ratio master (the script mentions 9:16 and 16:9 cuts at 00:00 but does not specify the deliverable masters), resolution (4K? 1080p?), color grade style guide, music rights guidance (the script references</w:t>
+      </w:r>
+      <w:r>
+        <w:t xml:space="preserve"> </w:t>
+      </w:r>
+      <w:r>
+        <w:t xml:space="preserve">“orchestral”</w:t>
+      </w:r>
+      <w:r>
+        <w:t xml:space="preserve"> </w:t>
+      </w:r>
+      <w:r>
+        <w:t xml:space="preserve">and</w:t>
+      </w:r>
+      <w:r>
+        <w:t xml:space="preserve"> </w:t>
+      </w:r>
+      <w:r>
+        <w:t xml:space="preserve">“synth”</w:t>
+      </w:r>
+      <w:r>
+        <w:t xml:space="preserve"> </w:t>
+      </w:r>
+      <w:r>
+        <w:t xml:space="preserve">music but does not specify whether these are licensed tracks, commissioned pieces, or temp tracks), and deliverable format for network submission (typically ProRes 422 HQ .mov for streaming, H.264 for email distribution). These production specs should be added in a separate</w:t>
+      </w:r>
+      <w:r>
+        <w:t xml:space="preserve"> </w:t>
+      </w:r>
+      <w:r>
+        <w:t xml:space="preserve">“Technical Specifications”</w:t>
+      </w:r>
+      <w:r>
+        <w:t xml:space="preserve"> </w:t>
+      </w:r>
+      <w:r>
+        <w:t xml:space="preserve">section.</w:t>
+      </w:r>
+    </w:p>
+    <w:p>
+      <w:pPr>
+        <w:pStyle w:val="BodyText"/>
+      </w:pPr>
+      <w:r>
+        <w:rPr>
+          <w:b/>
+          <w:bCs/>
+        </w:rPr>
+        <w:t xml:space="preserve">B. Pilot Treatment — Three Judges Are Named as Character Types But Not as Individuals</w:t>
+      </w:r>
+      <w:r>
+        <w:t xml:space="preserve"> </w:t>
+      </w:r>
+      <w:r>
+        <w:t xml:space="preserve">The three judges (Diana Park, Leon Harris, Riley Chen) are introduced in Act Five during the deliberation scene. They are not introduced to the viewer or to the contestants earlier in the episode, which is a format gap. In The Voice, the coaches are introduced in Episode 1 before contestants arrive. In Shark Tank, the investors are introduced at the top of each episode. The Deal Stage judges should have a formal introduction moment — either in the cold open’s broader context-setting, or as a distinct beat in Act One or Act Two. An introduction scene of 2–3 minutes should be outlined.</w:t>
+      </w:r>
+    </w:p>
+    <w:p>
+      <w:pPr>
+        <w:pStyle w:val="BodyText"/>
+      </w:pPr>
+      <w:r>
+        <w:rPr>
+          <w:b/>
+          <w:bCs/>
+        </w:rPr>
+        <w:t xml:space="preserve">C. Podcast Script — Segment 3</w:t>
+      </w:r>
+      <w:r>
+        <w:rPr>
+          <w:b/>
+          <w:bCs/>
+        </w:rPr>
+        <w:t xml:space="preserve"> </w:t>
+      </w:r>
+      <w:r>
+        <w:rPr>
+          <w:b/>
+          <w:bCs/>
+        </w:rPr>
+        <w:t xml:space="preserve">“The Stage”</w:t>
+      </w:r>
+      <w:r>
+        <w:rPr>
+          <w:b/>
+          <w:bCs/>
+        </w:rPr>
+        <w:t xml:space="preserve"> </w:t>
+      </w:r>
+      <w:r>
+        <w:rPr>
+          <w:b/>
+          <w:bCs/>
+        </w:rPr>
+        <w:t xml:space="preserve">Ends Abruptly</w:t>
+      </w:r>
+      <w:r>
+        <w:t xml:space="preserve"> </w:t>
+      </w:r>
+      <w:r>
+        <w:t xml:space="preserve">The podcast script’s</w:t>
+      </w:r>
+      <w:r>
+        <w:t xml:space="preserve"> </w:t>
+      </w:r>
+      <w:r>
+        <w:t xml:space="preserve">“The Stage”</w:t>
+      </w:r>
+      <w:r>
+        <w:t xml:space="preserve"> </w:t>
+      </w:r>
+      <w:r>
+        <w:t xml:space="preserve">segment (Segment 3) ends with Jordan Cross giving feedback on Omar Hassan’s pitch and stating</w:t>
+      </w:r>
+      <w:r>
+        <w:t xml:space="preserve"> </w:t>
+      </w:r>
+      <w:r>
+        <w:t xml:space="preserve">“we’re going to put your contact info in the show notes.”</w:t>
+      </w:r>
+      <w:r>
+        <w:t xml:space="preserve"> </w:t>
+      </w:r>
+      <w:r>
+        <w:t xml:space="preserve">There is no formal transition between Segment 3 and the Outro. A 4–8 line bridge should connect</w:t>
+      </w:r>
+      <w:r>
+        <w:t xml:space="preserve"> </w:t>
+      </w:r>
+      <w:r>
+        <w:t xml:space="preserve">“The Stage”</w:t>
+      </w:r>
+      <w:r>
+        <w:t xml:space="preserve"> </w:t>
+      </w:r>
+      <w:r>
+        <w:t xml:space="preserve">to the Outro in a way that is natural and maintains the show’s rhythm. Currently the transition feels cut — as if a segment was removed. This is a production issue, not a structural one.</w:t>
+      </w:r>
+    </w:p>
+    <w:p>
+      <w:pPr>
+        <w:pStyle w:val="BodyText"/>
+      </w:pPr>
+      <w:r>
+        <w:rPr>
+          <w:b/>
+          <w:bCs/>
+        </w:rPr>
+        <w:t xml:space="preserve">D. Social Media Templates 7–10 — Not Reviewed</w:t>
+      </w:r>
+      <w:r>
+        <w:t xml:space="preserve"> </w:t>
+      </w:r>
+      <w:r>
+        <w:t xml:space="preserve">Due to document length limitations in this review pass, Templates 7–10 were not reached. The following templates should be confirmed as present and complete with full shot-by-shot descriptions, caption copy, hashtag sets, boost strategies, and CTAs matching the quality of Templates 1–6: Template 7 (LinkedIn), Template 8 (Instagram Story), Template 9 (YouTube Community Post / long-form), Template 10 (cross-platform repurposing guide). If these are missing or incomplete, they constitute a gap requiring the same level of detail as Templates 1–6.</w:t>
+      </w:r>
+    </w:p>
+    <w:p>
+      <w:pPr>
+        <w:pStyle w:val="BodyText"/>
+      </w:pPr>
+      <w:r>
+        <w:rPr>
+          <w:b/>
+          <w:bCs/>
+        </w:rPr>
+        <w:t xml:space="preserve">E. Act Three — Contestant Selection for Pitching Is Opaque</w:t>
+      </w:r>
+      <w:r>
+        <w:t xml:space="preserve"> </w:t>
+      </w:r>
+      <w:r>
+        <w:t xml:space="preserve">The treatment states that the four contestants selected to pitch are</w:t>
+      </w:r>
+      <w:r>
+        <w:t xml:space="preserve"> </w:t>
+      </w:r>
+      <w:r>
+        <w:t xml:space="preserve">“chosen based on a combination of highest preliminary match scores and AI-assessed pitch readiness.”</w:t>
+      </w:r>
+      <w:r>
+        <w:t xml:space="preserve"> </w:t>
+      </w:r>
+      <w:r>
+        <w:t xml:space="preserve">The AI-assessed pitch readiness metric is mentioned but not defined. What behaviors does the AI measure to assess pitch readiness? Time spent on the Campaign Brief Generator? Quality of brief submitted? Number of data points accessed? This mechanism is central to the show’s format and needs a clear explanation that the production team, the judges, and eventually the audience can understand.</w:t>
+      </w:r>
+    </w:p>
+    <w:p>
+      <w:r>
+        <w:pict>
+          <v:rect style="width:0;height:1.5pt" o:hralign="center" o:hrstd="t" o:hr="t"/>
+        </w:pict>
+      </w:r>
+    </w:p>
+    <w:bookmarkEnd w:id="54"/>
+    <w:bookmarkStart w:id="55" w:name="recommendations-5-specific-improvements"/>
+    <w:p>
+      <w:pPr>
+        <w:pStyle w:val="Heading3"/>
+      </w:pPr>
+      <w:r>
+        <w:t xml:space="preserve">4. RECOMMENDATIONS — 5 Specific Improvements</w:t>
+      </w:r>
+    </w:p>
+    <w:p>
+      <w:pPr>
+        <w:pStyle w:val="FirstParagraph"/>
+      </w:pPr>
+      <w:r>
+        <w:rPr>
+          <w:b/>
+          <w:bCs/>
+        </w:rPr>
+        <w:t xml:space="preserve">Recommendation 1: Resolve Marcus Webb Follower Count — Standardize to 180K</w:t>
+      </w:r>
+      <w:r>
+        <w:t xml:space="preserve"> </w:t>
+      </w:r>
+      <w:r>
+        <w:t xml:space="preserve">Update the Sizzle Reel contestant sequence (02:15–02:45) to have the fitness creator say</w:t>
+      </w:r>
+      <w:r>
+        <w:t xml:space="preserve"> </w:t>
+      </w:r>
+      <w:r>
+        <w:t xml:space="preserve">“I have 180,000 followers.”</w:t>
+      </w:r>
+      <w:r>
+        <w:t xml:space="preserve"> </w:t>
+      </w:r>
+      <w:r>
+        <w:t xml:space="preserve">This aligns with the Cold Open detail and is more credible for the character’s early-stage position in the creator economy. Cross-reference with PART2_TV_SHOW_COMPLETE.md to ensure the figure is consistent across all documents.</w:t>
+      </w:r>
+    </w:p>
+    <w:p>
+      <w:pPr>
+        <w:pStyle w:val="BodyText"/>
+      </w:pPr>
+      <w:r>
+        <w:rPr>
+          <w:b/>
+          <w:bCs/>
+        </w:rPr>
+        <w:t xml:space="preserve">Recommendation 2: Name and Briefly Describe All 12 Contestants in the Pilot Treatment</w:t>
+      </w:r>
+      <w:r>
+        <w:t xml:space="preserve"> </w:t>
+      </w:r>
+      <w:r>
+        <w:t xml:space="preserve">Add a brief profile (2–3 sentences maximum, consistent with the style used for Derek Calloway’s elimination description) for the two unnamed contestants. They do not need full scenes in the pilot but should be named and described sufficiently that a casting director can use this treatment as a casting brief. Assign placeholder names if real names are not yet finalized, noting them as</w:t>
+      </w:r>
+      <w:r>
+        <w:t xml:space="preserve"> </w:t>
+      </w:r>
+      <w:r>
+        <w:t xml:space="preserve">“[Name TBD — Character Type: Description].”</w:t>
+      </w:r>
+    </w:p>
+    <w:p>
+      <w:pPr>
+        <w:pStyle w:val="BodyText"/>
+      </w:pPr>
+      <w:r>
+        <w:rPr>
+          <w:b/>
+          <w:bCs/>
+        </w:rPr>
+        <w:t xml:space="preserve">Recommendation 3: Add a Technical Production Specifications Section to the Sizzle Reel</w:t>
+      </w:r>
+      <w:r>
+        <w:t xml:space="preserve"> </w:t>
+      </w:r>
+      <w:r>
+        <w:t xml:space="preserve">Add a 1-page production specifications section covering: deliverable formats, resolution, color grade style, music approach (licensed vs. commissioned), aspect ratio masters, and submission requirements for top-5 target production companies (MGM, Kinetic, ITV Studios, Fremantle, Banijay — all identified in COMPETITIVE_ANALYSIS_AND_LEGAL_FRAMEWORK.md). Each company has specific delivery preferences. Meeting their technical requirements on first submission signals professionalism.</w:t>
+      </w:r>
+    </w:p>
+    <w:p>
+      <w:pPr>
+        <w:pStyle w:val="BodyText"/>
+      </w:pPr>
+      <w:r>
+        <w:rPr>
+          <w:b/>
+          <w:bCs/>
+        </w:rPr>
+        <w:t xml:space="preserve">Recommendation 4: Develop a Formal Judge Introduction Sequence</w:t>
+      </w:r>
+      <w:r>
+        <w:t xml:space="preserve"> </w:t>
+      </w:r>
+      <w:r>
+        <w:t xml:space="preserve">Write a 300–400 word scene for early in Episode 1 (recommend inserting between the tablet arrival moment and the host’s entrance in Act One) in which the three judges are introduced by the host: their names, their relevant expertise, and one specific signal about their judging philosophy. This mirrors the format of The Voice’s coach introductions and Shark Tank’s investor introductions — it gives the audience a framework for evaluating the judges’ later decisions and creates character investment before the first deliberation.</w:t>
+      </w:r>
+    </w:p>
+    <w:p>
+      <w:pPr>
+        <w:pStyle w:val="BodyText"/>
+      </w:pPr>
+      <w:r>
+        <w:rPr>
+          <w:b/>
+          <w:bCs/>
+        </w:rPr>
+        <w:t xml:space="preserve">Recommendation 5: Complete Twitter/X Thread (Template 6) to All 12 Tweets</w:t>
+      </w:r>
+      <w:r>
+        <w:t xml:space="preserve"> </w:t>
+      </w:r>
+      <w:r>
+        <w:t xml:space="preserve">The thread is specified as 12 tweets but only 6 are written in the reviewed portion of the document. Write the remaining 6 tweets (Tweets 7–12) maintaining the data-intelligence voice established in Tweets 1–6. Recommended topics for Tweets 7–12: (7) Exclusivity premium data, (8) The</w:t>
+      </w:r>
+      <w:r>
+        <w:t xml:space="preserve"> </w:t>
+      </w:r>
+      <w:r>
+        <w:t xml:space="preserve">“follow-up window”</w:t>
+      </w:r>
+      <w:r>
+        <w:t xml:space="preserve"> </w:t>
+      </w:r>
+      <w:r>
+        <w:t xml:space="preserve">data (how quickly creators follow up after a pitch), (9) Agency vs. direct deal performance data, (10) The most commonly under-negotiated contract clause, (11) How to use DealStage data in a counter-offer, (12) CTA with link to thedealstage.com and preview of next thread topic.</w:t>
+      </w:r>
+    </w:p>
+    <w:p>
+      <w:r>
+        <w:pict>
+          <v:rect style="width:0;height:1.5pt" o:hralign="center" o:hrstd="t" o:hr="t"/>
+        </w:pict>
+      </w:r>
+    </w:p>
+    <w:bookmarkEnd w:id="55"/>
+    <w:bookmarkStart w:id="56" w:name="overall-grade-a-"/>
+    <w:p>
+      <w:pPr>
+        <w:pStyle w:val="Heading3"/>
+      </w:pPr>
+      <w:r>
+        <w:t xml:space="preserve">5. OVERALL GRADE: A-</w:t>
+      </w:r>
+    </w:p>
+    <w:p>
+      <w:pPr>
+        <w:pStyle w:val="FirstParagraph"/>
+      </w:pPr>
+      <w:r>
+        <w:rPr>
+          <w:b/>
+          <w:bCs/>
+        </w:rPr>
+        <w:t xml:space="preserve">Rationale:</w:t>
+      </w:r>
+      <w:r>
+        <w:t xml:space="preserve"> </w:t>
+      </w:r>
+      <w:r>
+        <w:t xml:space="preserve">This is an exceptionally strong creative document. The sizzle reel script achieves its primary purpose — creating a compelling, emotionally varied, professionally structured 4:30 pitch vehicle — with genuine craft. The shot-by-shot detail with timecodes through the full 4:30 runtime is complete and production-ready. The pilot treatment is 15+ pages of narrative prose with all 5 required acts present (cold open, arrivals, brand challenge, pitches, data room reveal/elimination). The character writing is nuanced and specific. The podcast script is a complete, functional episode with real guest dialogue. The social media templates show marketing sophistication.</w:t>
+      </w:r>
+    </w:p>
+    <w:p>
+      <w:pPr>
+        <w:pStyle w:val="BodyText"/>
+      </w:pPr>
+      <w:r>
+        <w:t xml:space="preserve">The grade is A- (not A) because: (1) Marcus Webb’s follower count is inconsistent between the sizzle reel and pilot treatment; (2) one contestant is unnamed in the pilot; (3) the judge introduction is absent from Act One; (4) the Twitter thread is incomplete; and (5) production specifications for the sizzle reel deliverables are missing.</w:t>
+      </w:r>
+    </w:p>
+    <w:p>
+      <w:pPr>
+        <w:pStyle w:val="BodyText"/>
+      </w:pPr>
+      <w:r>
+        <w:t xml:space="preserve">These are small issues relative to the document’s overall quality, and several are quick corrections.</w:t>
+      </w:r>
+    </w:p>
+    <w:p>
+      <w:r>
+        <w:pict>
+          <v:rect style="width:0;height:1.5pt" o:hralign="center" o:hrstd="t" o:hr="t"/>
+        </w:pict>
+      </w:r>
+    </w:p>
+    <w:bookmarkEnd w:id="56"/>
+    <w:bookmarkStart w:id="57" w:name="cross-document-consistency"/>
+    <w:p>
+      <w:pPr>
+        <w:pStyle w:val="Heading3"/>
+      </w:pPr>
+      <w:r>
+        <w:t xml:space="preserve">6. CROSS-DOCUMENT CONSISTENCY</w:t>
+      </w:r>
+    </w:p>
+    <w:p>
+      <w:pPr>
+        <w:pStyle w:val="FirstParagraph"/>
+      </w:pPr>
+      <w:r>
+        <w:rPr>
+          <w:b/>
+          <w:bCs/>
+        </w:rPr>
+        <w:t xml:space="preserve">Consistent:</w:t>
+      </w:r>
+      <w:r>
+        <w:t xml:space="preserve"> </w:t>
+      </w:r>
+      <w:r>
+        <w:t xml:space="preserve">$1M prize, 10 episodes, 12 contestants (structure), AI match scoring as central mechanic, DealStage platform integration, 32 AI agents referenced, 94% match accuracy cited,</w:t>
+      </w:r>
+      <w:r>
+        <w:t xml:space="preserve"> </w:t>
+      </w:r>
+      <w:r>
+        <w:t xml:space="preserve">“Coming 2027”</w:t>
+      </w:r>
+      <w:r>
+        <w:t xml:space="preserve"> </w:t>
+      </w:r>
+      <w:r>
+        <w:t xml:space="preserve">consistent with Financial Model Q3 2027 target, Spotify as a participating brand is realistic within the platform’s known brand partner universe.</w:t>
+      </w:r>
+    </w:p>
+    <w:p>
+      <w:pPr>
+        <w:pStyle w:val="BodyText"/>
+      </w:pPr>
+      <w:r>
+        <w:rPr>
+          <w:b/>
+          <w:bCs/>
+        </w:rPr>
+        <w:t xml:space="preserve">Inconsistency Found:</w:t>
+      </w:r>
+      <w:r>
+        <w:t xml:space="preserve"> </w:t>
+      </w:r>
+      <w:r>
+        <w:t xml:space="preserve">- Marcus Webb: 180K followers (pilot cold open) vs. 200K followers (sizzle reel contestant section). Resolve to 180K to align with pilot treatment detail. Verify against PART2_TV_SHOW_COMPLETE.md.</w:t>
+      </w:r>
+      <w:r>
+        <w:t xml:space="preserve"> </w:t>
+      </w:r>
+      <w:r>
+        <w:t xml:space="preserve">- Contestant count: 11 contestants named (10 active + 1 eliminated) vs. 12 stated. Add the 12th contestant’s profile.</w:t>
+      </w:r>
+      <w:r>
+        <w:t xml:space="preserve"> </w:t>
+      </w:r>
+      <w:r>
+        <w:t xml:space="preserve">- Dario Santos follower count omitted in sizzle reel contestant section. Add</w:t>
+      </w:r>
+      <w:r>
+        <w:t xml:space="preserve"> </w:t>
+      </w:r>
+      <w:r>
+        <w:t xml:space="preserve">“195,000 Instagram followers”</w:t>
+      </w:r>
+      <w:r>
+        <w:t xml:space="preserve"> </w:t>
+      </w:r>
+      <w:r>
+        <w:t xml:space="preserve">for completeness and consistency with pilot cold open.</w:t>
+      </w:r>
+    </w:p>
+    <w:p>
+      <w:r>
+        <w:pict>
+          <v:rect style="width:0;height:1.5pt" o:hralign="center" o:hrstd="t" o:hr="t"/>
+        </w:pict>
+      </w:r>
+    </w:p>
+    <w:bookmarkEnd w:id="57"/>
+    <w:bookmarkStart w:id="58" w:name="corrections-appended-to-document"/>
+    <w:p>
+      <w:pPr>
+        <w:pStyle w:val="Heading3"/>
+      </w:pPr>
+      <w:r>
+        <w:t xml:space="preserve">CORRECTIONS APPENDED TO DOCUMENT</w:t>
+      </w:r>
+    </w:p>
+    <w:p>
+      <w:pPr>
+        <w:pStyle w:val="FirstParagraph"/>
+      </w:pPr>
+      <w:r>
+        <w:rPr>
+          <w:b/>
+          <w:bCs/>
+        </w:rPr>
+        <w:t xml:space="preserve">CORRECTION 1 — Marcus Webb Follower Count: Sizzle Reel Section</w:t>
+      </w:r>
+    </w:p>
+    <w:p>
+      <w:pPr>
+        <w:pStyle w:val="BodyText"/>
+      </w:pPr>
+      <w:r>
+        <w:t xml:space="preserve">In the SIZZLE REEL CONTESTANTS section (02:15–02:45), CONTESTANT 1 — FITNESS CREATOR currently reads:</w:t>
+      </w:r>
+      <w:r>
+        <w:t xml:space="preserve"> </w:t>
+      </w:r>
+      <w:r>
+        <w:t xml:space="preserve">“I have 200,000 followers.”</w:t>
+      </w:r>
+    </w:p>
+    <w:p>
+      <w:pPr>
+        <w:pStyle w:val="BodyText"/>
+      </w:pPr>
+      <w:r>
+        <w:t xml:space="preserve">CORRECTED TEXT:</w:t>
+      </w:r>
+      <w:r>
+        <w:t xml:space="preserve"> </w:t>
+      </w:r>
+      <w:r>
+        <w:t xml:space="preserve">“I have 180,000 followers.”</w:t>
+      </w:r>
+    </w:p>
+    <w:p>
+      <w:pPr>
+        <w:pStyle w:val="BodyText"/>
+      </w:pPr>
+      <w:r>
+        <w:t xml:space="preserve">Rationale: The Pilot Treatment Cold Open explicitly states</w:t>
+      </w:r>
+      <w:r>
+        <w:t xml:space="preserve"> </w:t>
+      </w:r>
+      <w:r>
+        <w:t xml:space="preserve">“180,000 Instagram followers.”</w:t>
+      </w:r>
+      <w:r>
+        <w:t xml:space="preserve"> </w:t>
+      </w:r>
+      <w:r>
+        <w:t xml:space="preserve">The sizzle reel figure of 200,000 is inconsistent. 180,000 is the canonical figure and should be used consistently across all documents. The number 180K is more specific and thus more credible in the sizzle reel’s emotional beat. NOTE: Verify against PART2_TV_SHOW_COMPLETE.md to confirm the canonical follower count for this character.</w:t>
+      </w:r>
+    </w:p>
+    <w:p>
+      <w:pPr>
+        <w:pStyle w:val="BodyText"/>
+      </w:pPr>
+      <w:r>
+        <w:rPr>
+          <w:b/>
+          <w:bCs/>
+        </w:rPr>
+        <w:t xml:space="preserve">CORRECTION 2 — Add 12th Contestant Placeholder</w:t>
+      </w:r>
+    </w:p>
+    <w:p>
+      <w:pPr>
+        <w:pStyle w:val="BodyText"/>
+      </w:pPr>
+      <w:r>
+        <w:t xml:space="preserve">In the Act One ARRIVALS section, after</w:t>
+      </w:r>
+      <w:r>
+        <w:t xml:space="preserve"> </w:t>
+      </w:r>
+      <w:r>
+        <w:t xml:space="preserve">“three others who will reveal themselves more fully in episodes to come,”</w:t>
+      </w:r>
+      <w:r>
+        <w:t xml:space="preserve"> </w:t>
+      </w:r>
+      <w:r>
+        <w:t xml:space="preserve">add:</w:t>
+      </w:r>
+    </w:p>
+    <w:p>
+      <w:pPr>
+        <w:pStyle w:val="BlockText"/>
+      </w:pPr>
+      <w:r>
+        <w:t xml:space="preserve">[PRODUCTION NOTE: The three additional contestants require full profiles consistent with the casting brief in PART2_TV_SHOW_COMPLETE.md. Placeholder profiles for the two currently unnamed contestants are as follows until final casting:</w:t>
+      </w:r>
+    </w:p>
+    <w:p>
+      <w:pPr>
+        <w:pStyle w:val="BlockText"/>
+      </w:pPr>
+      <w:r>
+        <w:t xml:space="preserve">CONTESTANT 11 — [Name TBD], approx. 27, fashion and streetwear creator, New York, estimated 220,000 TikTok followers, preliminary match score TBD based on casting. Character energy: quiet observer, strategic — will not reveal themselves fully until Episode 3.</w:t>
+      </w:r>
+    </w:p>
+    <w:p>
+      <w:pPr>
+        <w:pStyle w:val="BlockText"/>
+      </w:pPr>
+      <w:r>
+        <w:t xml:space="preserve">CONTESTANT 12 — [Name TBD], approx. 32, B2B/professional content creator, Chicago, estimated 150,000 LinkedIn followers + 85,000 YouTube subscribers. Character energy: the unexpected wild card — professional content is not typically associated with consumer brand deals, but their audience engagement data tells a different story.</w:t>
+      </w:r>
+    </w:p>
+    <w:p>
+      <w:pPr>
+        <w:pStyle w:val="BlockText"/>
+      </w:pPr>
+      <w:r>
+        <w:t xml:space="preserve">Both profiles should be finalized and replaced with real names and follower counts upon casting confirmation.]</w:t>
+      </w:r>
+    </w:p>
+    <w:p>
+      <w:pPr>
+        <w:pStyle w:val="FirstParagraph"/>
+      </w:pPr>
+      <w:r>
+        <w:rPr>
+          <w:b/>
+          <w:bCs/>
+        </w:rPr>
+        <w:t xml:space="preserve">CORRECTION 3 — Add Technical Production Specifications Note to Sizzle Reel</w:t>
+      </w:r>
+    </w:p>
+    <w:p>
+      <w:pPr>
+        <w:pStyle w:val="BodyText"/>
+      </w:pPr>
+      <w:r>
+        <w:t xml:space="preserve">Added at the top of the SIZZLE REEL SCRIPT section, after the purpose statement:</w:t>
+      </w:r>
+    </w:p>
+    <w:p>
+      <w:pPr>
+        <w:pStyle w:val="BlockText"/>
+      </w:pPr>
+      <w:r>
+        <w:t xml:space="preserve">TECHNICAL PRODUCTION SPECIFICATIONS (to be completed by production partner):</w:t>
+      </w:r>
+    </w:p>
+    <w:p>
+      <w:pPr>
+        <w:pStyle w:val="Compact"/>
+        <w:numPr>
+          <w:ilvl w:val="0"/>
+          <w:numId w:val="1022"/>
+        </w:numPr>
+      </w:pPr>
+      <w:r>
+        <w:t xml:space="preserve">Master deliverable format: ProRes 4444 XQ at 4K UHD (3840x2160) for archive; H.264 1080p for distribution</w:t>
+      </w:r>
+    </w:p>
+    <w:p>
+      <w:pPr>
+        <w:pStyle w:val="Compact"/>
+        <w:numPr>
+          <w:ilvl w:val="0"/>
+          <w:numId w:val="1022"/>
+        </w:numPr>
+      </w:pPr>
+      <w:r>
+        <w:t xml:space="preserve">Aspect ratio masters required: 16:9 (primary), 9:16 (social/vertical cut), 1:1 (social square cut)</w:t>
+      </w:r>
+    </w:p>
+    <w:p>
+      <w:pPr>
+        <w:pStyle w:val="Compact"/>
+        <w:numPr>
+          <w:ilvl w:val="0"/>
+          <w:numId w:val="1022"/>
+        </w:numPr>
+      </w:pPr>
+      <w:r>
+        <w:t xml:space="preserve">Color grade target: High contrast, warm-shifted for brand and contestant sequences; desaturated for problem-statement sequence (00:15–00:30). Reference: Succession color palette (prestige corporate) meets The Circle (vibrant digital)</w:t>
+      </w:r>
+    </w:p>
+    <w:p>
+      <w:pPr>
+        <w:pStyle w:val="Compact"/>
+        <w:numPr>
+          <w:ilvl w:val="0"/>
+          <w:numId w:val="1022"/>
+        </w:numPr>
+      </w:pPr>
+      <w:r>
+        <w:t xml:space="preserve">Music approach: Commission original score for final version; use royalty-free temp tracks from Artlist.io or Musicbed for pitch version. Do NOT use recognizable songs in pitch version due to licensing complexity in submission process</w:t>
+      </w:r>
+    </w:p>
+    <w:p>
+      <w:pPr>
+        <w:pStyle w:val="Compact"/>
+        <w:numPr>
+          <w:ilvl w:val="0"/>
+          <w:numId w:val="1022"/>
+        </w:numPr>
+      </w:pPr>
+      <w:r>
+        <w:t xml:space="preserve">Runtime: Target exactly 4:30 (270 seconds). Network submission typically requires sub-5-minute sizzles; 4:30 is optimal</w:t>
+      </w:r>
+    </w:p>
+    <w:p>
+      <w:pPr>
+        <w:pStyle w:val="Compact"/>
+        <w:numPr>
+          <w:ilvl w:val="0"/>
+          <w:numId w:val="1022"/>
+        </w:numPr>
+      </w:pPr>
+      <w:r>
+        <w:t xml:space="preserve">Submission format for top production companies: MGM requires digital screener via dedicated upload link; Kinetic Content via CAA delivery; Fremantle and Banijay accept secure Vimeo private link with password; ITV Studios via dedicated portal. Confirm current submission requirements with each company before delivery</w:t>
+      </w:r>
+    </w:p>
+    <w:p>
+      <w:pPr>
+        <w:pStyle w:val="FirstParagraph"/>
+      </w:pPr>
+      <w:r>
+        <w:rPr>
+          <w:b/>
+          <w:bCs/>
+        </w:rPr>
+        <w:t xml:space="preserve">CORRECTION 4 — Twitter/X Thread Completion (Tweets 7–12)</w:t>
+      </w:r>
+    </w:p>
+    <w:p>
+      <w:pPr>
+        <w:pStyle w:val="BodyText"/>
+      </w:pPr>
+      <w:r>
+        <w:t xml:space="preserve">Added below Tweet 6 in Template 6 to complete the 12-tweet thread:</w:t>
+      </w:r>
+    </w:p>
+    <w:p>
+      <w:pPr>
+        <w:pStyle w:val="BodyText"/>
+      </w:pPr>
+      <w:r>
+        <w:rPr>
+          <w:b/>
+          <w:bCs/>
+        </w:rPr>
+        <w:t xml:space="preserve">TWEET 7:</w:t>
+      </w:r>
+      <w:r>
+        <w:t xml:space="preserve"> </w:t>
+      </w:r>
+      <w:r>
+        <w:t xml:space="preserve">“The exclusivity data is dramatic.</w:t>
+      </w:r>
+    </w:p>
+    <w:p>
+      <w:pPr>
+        <w:pStyle w:val="BodyText"/>
+      </w:pPr>
+      <w:r>
+        <w:t xml:space="preserve">40% of brand deals request exclusivity for 90+ days.</w:t>
+      </w:r>
+      <w:r>
+        <w:t xml:space="preserve"> </w:t>
+      </w:r>
+      <w:r>
+        <w:t xml:space="preserve">Only 22% of those deals include an exclusivity premium.</w:t>
+      </w:r>
+    </w:p>
+    <w:p>
+      <w:pPr>
+        <w:pStyle w:val="BodyText"/>
+      </w:pPr>
+      <w:r>
+        <w:t xml:space="preserve">If you’re agreeing to 90 days of exclusivity without charging for it, you’re giving away time that could generate other revenue.</w:t>
+      </w:r>
+    </w:p>
+    <w:p>
+      <w:pPr>
+        <w:pStyle w:val="BodyText"/>
+      </w:pPr>
+      <w:r>
+        <w:t xml:space="preserve">Price the exclusivity window separately. Always.”</w:t>
+      </w:r>
+    </w:p>
+    <w:p>
+      <w:pPr>
+        <w:pStyle w:val="BodyText"/>
+      </w:pPr>
+      <w:r>
+        <w:rPr>
+          <w:b/>
+          <w:bCs/>
+        </w:rPr>
+        <w:t xml:space="preserve">TWEET 8:</w:t>
+      </w:r>
+      <w:r>
+        <w:t xml:space="preserve"> </w:t>
+      </w:r>
+      <w:r>
+        <w:t xml:space="preserve">“The follow-up window:</w:t>
+      </w:r>
+    </w:p>
+    <w:p>
+      <w:pPr>
+        <w:pStyle w:val="BodyText"/>
+      </w:pPr>
+      <w:r>
+        <w:t xml:space="preserve">Creators who follow up within 48 hours of submitting a pitch close deals at 2.4x the rate of those who wait longer.</w:t>
+      </w:r>
+    </w:p>
+    <w:p>
+      <w:pPr>
+        <w:pStyle w:val="BodyText"/>
+      </w:pPr>
+      <w:r>
+        <w:t xml:space="preserve">The brand side moves fast when there’s interest. Momentum cools quickly.</w:t>
+      </w:r>
+    </w:p>
+    <w:p>
+      <w:pPr>
+        <w:pStyle w:val="BodyText"/>
+      </w:pPr>
+      <w:r>
+        <w:t xml:space="preserve">Set a follow-up calendar. Not because it’s polite — because it statistically doubles your close rate.”</w:t>
+      </w:r>
+    </w:p>
+    <w:p>
+      <w:pPr>
+        <w:pStyle w:val="BodyText"/>
+      </w:pPr>
+      <w:r>
+        <w:rPr>
+          <w:b/>
+          <w:bCs/>
+        </w:rPr>
+        <w:t xml:space="preserve">TWEET 9:</w:t>
+      </w:r>
+      <w:r>
+        <w:t xml:space="preserve"> </w:t>
+      </w:r>
+      <w:r>
+        <w:t xml:space="preserve">“Agency vs. direct deal performance:</w:t>
+      </w:r>
+    </w:p>
+    <w:p>
+      <w:pPr>
+        <w:pStyle w:val="BodyText"/>
+      </w:pPr>
+      <w:r>
+        <w:t xml:space="preserve">Creators with agency representation earn 15% more per deal on average.</w:t>
+      </w:r>
+      <w:r>
+        <w:t xml:space="preserve"> </w:t>
+      </w:r>
+      <w:r>
+        <w:t xml:space="preserve">But they keep 80–85% after commission.</w:t>
+      </w:r>
+    </w:p>
+    <w:p>
+      <w:pPr>
+        <w:pStyle w:val="BodyText"/>
+      </w:pPr>
+      <w:r>
+        <w:t xml:space="preserve">Creators negotiating directly earn less, but keep 100%.</w:t>
+      </w:r>
+    </w:p>
+    <w:p>
+      <w:pPr>
+        <w:pStyle w:val="BodyText"/>
+      </w:pPr>
+      <w:r>
+        <w:t xml:space="preserve">At what deal size does an agent pay for themselves? Our data says: above $45,000 per deal, agency representation typically nets more.</w:t>
+      </w:r>
+      <w:r>
+        <w:t xml:space="preserve"> </w:t>
+      </w:r>
+      <w:r>
+        <w:t xml:space="preserve">Below $45K: negotiate directly.”</w:t>
+      </w:r>
+    </w:p>
+    <w:p>
+      <w:pPr>
+        <w:pStyle w:val="BodyText"/>
+      </w:pPr>
+      <w:r>
+        <w:rPr>
+          <w:b/>
+          <w:bCs/>
+        </w:rPr>
+        <w:t xml:space="preserve">TWEET 10:</w:t>
+      </w:r>
+      <w:r>
+        <w:t xml:space="preserve"> </w:t>
+      </w:r>
+      <w:r>
+        <w:t xml:space="preserve">“The most commonly under-negotiated clause:</w:t>
+      </w:r>
+    </w:p>
+    <w:p>
+      <w:pPr>
+        <w:pStyle w:val="BodyText"/>
+      </w:pPr>
+      <w:r>
+        <w:t xml:space="preserve">Content approval rights.</w:t>
+      </w:r>
+    </w:p>
+    <w:p>
+      <w:pPr>
+        <w:pStyle w:val="BodyText"/>
+      </w:pPr>
+      <w:r>
+        <w:t xml:space="preserve">68% of deals give brands unlimited approval authority with no timeline requirement.</w:t>
+      </w:r>
+    </w:p>
+    <w:p>
+      <w:pPr>
+        <w:pStyle w:val="BodyText"/>
+      </w:pPr>
+      <w:r>
+        <w:t xml:space="preserve">That means a brand can sit on your content for 6 months without approving it, blocking you from posting about competitors, and then reject it.</w:t>
+      </w:r>
+    </w:p>
+    <w:p>
+      <w:pPr>
+        <w:pStyle w:val="BodyText"/>
+      </w:pPr>
+      <w:r>
+        <w:t xml:space="preserve">Always add:</w:t>
+      </w:r>
+      <w:r>
+        <w:t xml:space="preserve"> </w:t>
+      </w:r>
+      <w:r>
+        <w:t xml:space="preserve">‘Approval required within 5 business days. Silence = approval.’</w:t>
+      </w:r>
+      <w:r>
+        <w:t xml:space="preserve">”</w:t>
+      </w:r>
+    </w:p>
+    <w:p>
+      <w:pPr>
+        <w:pStyle w:val="BodyText"/>
+      </w:pPr>
+      <w:r>
+        <w:rPr>
+          <w:b/>
+          <w:bCs/>
+        </w:rPr>
+        <w:t xml:space="preserve">TWEET 11:</w:t>
+      </w:r>
+      <w:r>
+        <w:t xml:space="preserve"> </w:t>
+      </w:r>
+      <w:r>
+        <w:t xml:space="preserve">“How to use data in a counter-offer without sounding aggressive:</w:t>
+      </w:r>
+    </w:p>
+    <w:p>
+      <w:pPr>
+        <w:pStyle w:val="BodyText"/>
+      </w:pPr>
+      <w:r>
+        <w:t xml:space="preserve">Don’t say:</w:t>
+      </w:r>
+      <w:r>
+        <w:t xml:space="preserve"> </w:t>
+      </w:r>
+      <w:r>
+        <w:t xml:space="preserve">‘I deserve more.’</w:t>
+      </w:r>
+      <w:r>
+        <w:t xml:space="preserve"> </w:t>
+      </w:r>
+      <w:r>
+        <w:t xml:space="preserve">Say:</w:t>
+      </w:r>
+      <w:r>
+        <w:t xml:space="preserve"> </w:t>
+      </w:r>
+      <w:r>
+        <w:t xml:space="preserve">‘Based on comparable deals on DealStage for creators with my engagement metrics, the market rate for this scope runs $X–$Y. I’d like to discuss how we get closer to that range.’</w:t>
+      </w:r>
+    </w:p>
+    <w:p>
+      <w:pPr>
+        <w:pStyle w:val="BodyText"/>
+      </w:pPr>
+      <w:r>
+        <w:t xml:space="preserve">You’re not arguing. You’re referencing.</w:t>
+      </w:r>
+      <w:r>
+        <w:t xml:space="preserve"> </w:t>
+      </w:r>
+      <w:r>
+        <w:t xml:space="preserve">Reference something real: thedealstage.com”</w:t>
+      </w:r>
+    </w:p>
+    <w:p>
+      <w:pPr>
+        <w:pStyle w:val="BodyText"/>
+      </w:pPr>
+      <w:r>
+        <w:rPr>
+          <w:b/>
+          <w:bCs/>
+        </w:rPr>
+        <w:t xml:space="preserve">TWEET 12:</w:t>
+      </w:r>
+      <w:r>
+        <w:t xml:space="preserve"> </w:t>
+      </w:r>
+      <w:r>
+        <w:t xml:space="preserve">“If you took one thing from this thread:</w:t>
+      </w:r>
+    </w:p>
+    <w:p>
+      <w:pPr>
+        <w:pStyle w:val="BodyText"/>
+      </w:pPr>
+      <w:r>
+        <w:t xml:space="preserve">Your deal value is a calculation, not a feeling.</w:t>
+      </w:r>
+      <w:r>
+        <w:t xml:space="preserve"> </w:t>
+      </w:r>
+      <w:r>
+        <w:t xml:space="preserve">The data exists.</w:t>
+      </w:r>
+      <w:r>
+        <w:t xml:space="preserve"> </w:t>
+      </w:r>
+      <w:r>
+        <w:t xml:space="preserve">The brands have it.</w:t>
+      </w:r>
+      <w:r>
+        <w:t xml:space="preserve"> </w:t>
+      </w:r>
+      <w:r>
+        <w:t xml:space="preserve">The creators who have it close deals at 91% of assessed value.</w:t>
+      </w:r>
+      <w:r>
+        <w:t xml:space="preserve"> </w:t>
+      </w:r>
+      <w:r>
+        <w:t xml:space="preserve">The ones who don’t close at 61%.</w:t>
+      </w:r>
+    </w:p>
+    <w:p>
+      <w:pPr>
+        <w:pStyle w:val="BodyText"/>
+      </w:pPr>
+      <w:r>
+        <w:t xml:space="preserve">That 30% gap, compounded over a career, is the difference between sustainable and struggling.</w:t>
+      </w:r>
+    </w:p>
+    <w:p>
+      <w:pPr>
+        <w:pStyle w:val="BodyText"/>
+      </w:pPr>
+      <w:r>
+        <w:t xml:space="preserve">Know your number. Use it.</w:t>
+      </w:r>
+    </w:p>
+    <w:p>
+      <w:pPr>
+        <w:pStyle w:val="BodyText"/>
+      </w:pPr>
+      <w:r>
+        <w:t xml:space="preserve">[thedealstage.com] | More threads: every Tuesday and Wednesday morning.”</w:t>
+      </w:r>
+    </w:p>
+    <w:p>
+      <w:pPr>
+        <w:pStyle w:val="BodyText"/>
+      </w:pPr>
+      <w:r>
+        <w:rPr>
+          <w:b/>
+          <w:bCs/>
+        </w:rPr>
+        <w:t xml:space="preserve">CORRECTION 5 — Add Podcast Episode 1 Segment 3 to Outro Bridge</w:t>
+      </w:r>
+    </w:p>
+    <w:p>
+      <w:pPr>
+        <w:pStyle w:val="BodyText"/>
+      </w:pPr>
+      <w:r>
+        <w:t xml:space="preserve">Added between</w:t>
+      </w:r>
+      <w:r>
+        <w:t xml:space="preserve"> </w:t>
+      </w:r>
+      <w:r>
+        <w:t xml:space="preserve">“The Stage”</w:t>
+      </w:r>
+      <w:r>
+        <w:t xml:space="preserve"> </w:t>
+      </w:r>
+      <w:r>
+        <w:t xml:space="preserve">segment and the Outro in the Podcast Script:</w:t>
+      </w:r>
+    </w:p>
+    <w:p>
+      <w:pPr>
+        <w:pStyle w:val="BlockText"/>
+      </w:pPr>
+      <w:r>
+        <w:t xml:space="preserve">[MUSIC TRANSITION: The Stage theme, 8 seconds — warmer, closing tone as it fades]</w:t>
+      </w:r>
+    </w:p>
+    <w:p>
+      <w:pPr>
+        <w:pStyle w:val="BlockText"/>
+      </w:pPr>
+      <w:r>
+        <w:rPr>
+          <w:b/>
+          <w:bCs/>
+        </w:rPr>
+        <w:t xml:space="preserve">JORDAN:</w:t>
+      </w:r>
+      <w:r>
+        <w:t xml:space="preserve"> </w:t>
+      </w:r>
+      <w:r>
+        <w:t xml:space="preserve">Omar Hassan. OmarBuildsWealth on TikTok. I want to say one more thing about what just happened in that ninety seconds, and then we’ll close.</w:t>
+      </w:r>
+    </w:p>
+    <w:p>
+      <w:pPr>
+        <w:pStyle w:val="BlockText"/>
+      </w:pPr>
+      <w:r>
+        <w:t xml:space="preserve">What Omar did that most people don’t do: he knew his audience’s psychology, not just their demographics.</w:t>
+      </w:r>
+      <w:r>
+        <w:t xml:space="preserve"> </w:t>
+      </w:r>
+      <w:r>
+        <w:t xml:space="preserve">“First-generation wealth builders”</w:t>
+      </w:r>
+      <w:r>
+        <w:t xml:space="preserve"> </w:t>
+      </w:r>
+      <w:r>
+        <w:t xml:space="preserve">is not a demographic category. It is a psychological state. It is a positioning statement. It tells a brand not just who his audience is but what they want and why they trust him to deliver it. When you know that about your own audience, you can walk into any room and make the case.</w:t>
+      </w:r>
+    </w:p>
+    <w:p>
+      <w:pPr>
+        <w:pStyle w:val="BlockText"/>
+      </w:pPr>
+      <w:r>
+        <w:t xml:space="preserve">That is what the data is for. Not to win an argument. To clarify the case.</w:t>
+      </w:r>
+    </w:p>
+    <w:p>
+      <w:pPr>
+        <w:pStyle w:val="BlockText"/>
+      </w:pPr>
+      <w:r>
+        <w:t xml:space="preserve">Alright — let’s close.</w:t>
+      </w:r>
+    </w:p>
+    <w:p>
+      <w:pPr>
+        <w:pStyle w:val="FirstParagraph"/>
+      </w:pPr>
+      <w:r>
+        <w:rPr>
+          <w:i/>
+          <w:iCs/>
+        </w:rPr>
+        <w:t xml:space="preserve">Review completed: March 20, 2026</w:t>
+      </w:r>
+      <w:r>
+        <w:t xml:space="preserve"> </w:t>
+      </w:r>
+      <w:r>
+        <w:rPr>
+          <w:i/>
+          <w:iCs/>
+        </w:rPr>
+        <w:t xml:space="preserve">Next review recommended: After casting confirmation (to finalize contestant profiles) and prior to sizzle reel production start</w:t>
+      </w:r>
+      <w:r>
+        <w:t xml:space="preserve"> </w:t>
+      </w:r>
+      <w:r>
+        <w:rPr>
+          <w:i/>
+          <w:iCs/>
+        </w:rPr>
+        <w:t xml:space="preserve">Reviewed by: Senior Business Analyst, DealStage Strategic Planning</w:t>
+      </w:r>
+    </w:p>
+    <w:bookmarkEnd w:id="58"/>
+    <w:bookmarkEnd w:id="59"/>
+    <w:bookmarkEnd w:id="60"/>
     <w:sectPr>
       <w:footnotePr>
         <w:numRestart w:val="eachSect"/>
@@ -10760,6 +12566,9 @@
     </w:lvlOverride>
   </w:num>
   <w:num w:numId="1021">
+    <w:abstractNumId w:val="991"/>
+  </w:num>
+  <w:num w:numId="1022">
     <w:abstractNumId w:val="991"/>
   </w:num>
 </w:numbering>

--- a/docs/SIZZLE_REEL_AND_PILOT_TREATMENT.docx
+++ b/docs/SIZZLE_REEL_AND_PILOT_TREATMENT.docx
@@ -11340,205 +11340,6 @@
         </w:rPr>
         <w:t xml:space="preserve">Inconsistency Found:</w:t>
       </w:r>
-      <w:r>
-        <w:t xml:space="preserve"> </w:t>
-      </w:r>
-      <w:r>
-        <w:t xml:space="preserve">- Marcus Webb: 180K followers (pilot cold open) vs. 200K followers (sizzle reel contestant section). Resolve to 180K to align with pilot treatment detail. Verify against PART2_TV_SHOW_COMPLETE.md.</w:t>
-      </w:r>
-      <w:r>
-        <w:t xml:space="preserve"> </w:t>
-      </w:r>
-      <w:r>
-        <w:t xml:space="preserve">- Contestant count: 11 contestants named (10 active + 1 eliminated) vs. 12 stated. Add the 12th contestant’s profile.</w:t>
-      </w:r>
-      <w:r>
-        <w:t xml:space="preserve"> </w:t>
-      </w:r>
-      <w:r>
-        <w:t xml:space="preserve">- Dario Santos follower count omitted in sizzle reel contestant section. Add</w:t>
-      </w:r>
-      <w:r>
-        <w:t xml:space="preserve"> </w:t>
-      </w:r>
-      <w:r>
-        <w:t xml:space="preserve">“195,000 Instagram followers”</w:t>
-      </w:r>
-      <w:r>
-        <w:t xml:space="preserve"> </w:t>
-      </w:r>
-      <w:r>
-        <w:t xml:space="preserve">for completeness and consistency with pilot cold open.</w:t>
-      </w:r>
-    </w:p>
-    <w:p>
-      <w:r>
-        <w:pict>
-          <v:rect style="width:0;height:1.5pt" o:hralign="center" o:hrstd="t" o:hr="t"/>
-        </w:pict>
-      </w:r>
-    </w:p>
-    <w:bookmarkEnd w:id="57"/>
-    <w:bookmarkStart w:id="58" w:name="corrections-appended-to-document"/>
-    <w:p>
-      <w:pPr>
-        <w:pStyle w:val="Heading3"/>
-      </w:pPr>
-      <w:r>
-        <w:t xml:space="preserve">CORRECTIONS APPENDED TO DOCUMENT</w:t>
-      </w:r>
-    </w:p>
-    <w:p>
-      <w:pPr>
-        <w:pStyle w:val="FirstParagraph"/>
-      </w:pPr>
-      <w:r>
-        <w:rPr>
-          <w:b/>
-          <w:bCs/>
-        </w:rPr>
-        <w:t xml:space="preserve">CORRECTION 1 — Marcus Webb Follower Count: Sizzle Reel Section</w:t>
-      </w:r>
-    </w:p>
-    <w:p>
-      <w:pPr>
-        <w:pStyle w:val="BodyText"/>
-      </w:pPr>
-      <w:r>
-        <w:t xml:space="preserve">In the SIZZLE REEL CONTESTANTS section (02:15–02:45), CONTESTANT 1 — FITNESS CREATOR currently reads:</w:t>
-      </w:r>
-      <w:r>
-        <w:t xml:space="preserve"> </w:t>
-      </w:r>
-      <w:r>
-        <w:t xml:space="preserve">“I have 200,000 followers.”</w:t>
-      </w:r>
-    </w:p>
-    <w:p>
-      <w:pPr>
-        <w:pStyle w:val="BodyText"/>
-      </w:pPr>
-      <w:r>
-        <w:t xml:space="preserve">CORRECTED TEXT:</w:t>
-      </w:r>
-      <w:r>
-        <w:t xml:space="preserve"> </w:t>
-      </w:r>
-      <w:r>
-        <w:t xml:space="preserve">“I have 180,000 followers.”</w:t>
-      </w:r>
-    </w:p>
-    <w:p>
-      <w:pPr>
-        <w:pStyle w:val="BodyText"/>
-      </w:pPr>
-      <w:r>
-        <w:t xml:space="preserve">Rationale: The Pilot Treatment Cold Open explicitly states</w:t>
-      </w:r>
-      <w:r>
-        <w:t xml:space="preserve"> </w:t>
-      </w:r>
-      <w:r>
-        <w:t xml:space="preserve">“180,000 Instagram followers.”</w:t>
-      </w:r>
-      <w:r>
-        <w:t xml:space="preserve"> </w:t>
-      </w:r>
-      <w:r>
-        <w:t xml:space="preserve">The sizzle reel figure of 200,000 is inconsistent. 180,000 is the canonical figure and should be used consistently across all documents. The number 180K is more specific and thus more credible in the sizzle reel’s emotional beat. NOTE: Verify against PART2_TV_SHOW_COMPLETE.md to confirm the canonical follower count for this character.</w:t>
-      </w:r>
-    </w:p>
-    <w:p>
-      <w:pPr>
-        <w:pStyle w:val="BodyText"/>
-      </w:pPr>
-      <w:r>
-        <w:rPr>
-          <w:b/>
-          <w:bCs/>
-        </w:rPr>
-        <w:t xml:space="preserve">CORRECTION 2 — Add 12th Contestant Placeholder</w:t>
-      </w:r>
-    </w:p>
-    <w:p>
-      <w:pPr>
-        <w:pStyle w:val="BodyText"/>
-      </w:pPr>
-      <w:r>
-        <w:t xml:space="preserve">In the Act One ARRIVALS section, after</w:t>
-      </w:r>
-      <w:r>
-        <w:t xml:space="preserve"> </w:t>
-      </w:r>
-      <w:r>
-        <w:t xml:space="preserve">“three others who will reveal themselves more fully in episodes to come,”</w:t>
-      </w:r>
-      <w:r>
-        <w:t xml:space="preserve"> </w:t>
-      </w:r>
-      <w:r>
-        <w:t xml:space="preserve">add:</w:t>
-      </w:r>
-    </w:p>
-    <w:p>
-      <w:pPr>
-        <w:pStyle w:val="BlockText"/>
-      </w:pPr>
-      <w:r>
-        <w:t xml:space="preserve">[PRODUCTION NOTE: The three additional contestants require full profiles consistent with the casting brief in PART2_TV_SHOW_COMPLETE.md. Placeholder profiles for the two currently unnamed contestants are as follows until final casting:</w:t>
-      </w:r>
-    </w:p>
-    <w:p>
-      <w:pPr>
-        <w:pStyle w:val="BlockText"/>
-      </w:pPr>
-      <w:r>
-        <w:t xml:space="preserve">CONTESTANT 11 — [Name TBD], approx. 27, fashion and streetwear creator, New York, estimated 220,000 TikTok followers, preliminary match score TBD based on casting. Character energy: quiet observer, strategic — will not reveal themselves fully until Episode 3.</w:t>
-      </w:r>
-    </w:p>
-    <w:p>
-      <w:pPr>
-        <w:pStyle w:val="BlockText"/>
-      </w:pPr>
-      <w:r>
-        <w:t xml:space="preserve">CONTESTANT 12 — [Name TBD], approx. 32, B2B/professional content creator, Chicago, estimated 150,000 LinkedIn followers + 85,000 YouTube subscribers. Character energy: the unexpected wild card — professional content is not typically associated with consumer brand deals, but their audience engagement data tells a different story.</w:t>
-      </w:r>
-    </w:p>
-    <w:p>
-      <w:pPr>
-        <w:pStyle w:val="BlockText"/>
-      </w:pPr>
-      <w:r>
-        <w:t xml:space="preserve">Both profiles should be finalized and replaced with real names and follower counts upon casting confirmation.]</w:t>
-      </w:r>
-    </w:p>
-    <w:p>
-      <w:pPr>
-        <w:pStyle w:val="FirstParagraph"/>
-      </w:pPr>
-      <w:r>
-        <w:rPr>
-          <w:b/>
-          <w:bCs/>
-        </w:rPr>
-        <w:t xml:space="preserve">CORRECTION 3 — Add Technical Production Specifications Note to Sizzle Reel</w:t>
-      </w:r>
-    </w:p>
-    <w:p>
-      <w:pPr>
-        <w:pStyle w:val="BodyText"/>
-      </w:pPr>
-      <w:r>
-        <w:t xml:space="preserve">Added at the top of the SIZZLE REEL SCRIPT section, after the purpose statement:</w:t>
-      </w:r>
-    </w:p>
-    <w:p>
-      <w:pPr>
-        <w:pStyle w:val="BlockText"/>
-      </w:pPr>
-      <w:r>
-        <w:t xml:space="preserve">TECHNICAL PRODUCTION SPECIFICATIONS (to be completed by production partner):</w:t>
-      </w:r>
     </w:p>
     <w:p>
       <w:pPr>
@@ -11549,7 +11350,7 @@
         </w:numPr>
       </w:pPr>
       <w:r>
-        <w:t xml:space="preserve">Master deliverable format: ProRes 4444 XQ at 4K UHD (3840x2160) for archive; H.264 1080p for distribution</w:t>
+        <w:t xml:space="preserve">Marcus Webb: 180K followers (pilot cold open) vs. 200K followers (sizzle reel contestant section). Resolve to 180K to align with pilot treatment detail. Verify against PART2_TV_SHOW_COMPLETE.md.</w:t>
       </w:r>
     </w:p>
     <w:p>
@@ -11561,7 +11362,7 @@
         </w:numPr>
       </w:pPr>
       <w:r>
-        <w:t xml:space="preserve">Aspect ratio masters required: 16:9 (primary), 9:16 (social/vertical cut), 1:1 (social square cut)</w:t>
+        <w:t xml:space="preserve">Contestant count: 11 contestants named (10 active + 1 eliminated) vs. 12 stated. Add the 12th contestant’s profile.</w:t>
       </w:r>
     </w:p>
     <w:p>
@@ -11573,7 +11374,188 @@
         </w:numPr>
       </w:pPr>
       <w:r>
-        <w:t xml:space="preserve">Color grade target: High contrast, warm-shifted for brand and contestant sequences; desaturated for problem-statement sequence (00:15–00:30). Reference: Succession color palette (prestige corporate) meets The Circle (vibrant digital)</w:t>
+        <w:t xml:space="preserve">Dario Santos follower count omitted in sizzle reel contestant section. Add</w:t>
+      </w:r>
+      <w:r>
+        <w:t xml:space="preserve"> </w:t>
+      </w:r>
+      <w:r>
+        <w:t xml:space="preserve">“195,000 Instagram followers”</w:t>
+      </w:r>
+      <w:r>
+        <w:t xml:space="preserve"> </w:t>
+      </w:r>
+      <w:r>
+        <w:t xml:space="preserve">for completeness and consistency with pilot cold open.</w:t>
+      </w:r>
+    </w:p>
+    <w:p>
+      <w:r>
+        <w:pict>
+          <v:rect style="width:0;height:1.5pt" o:hralign="center" o:hrstd="t" o:hr="t"/>
+        </w:pict>
+      </w:r>
+    </w:p>
+    <w:bookmarkEnd w:id="57"/>
+    <w:bookmarkStart w:id="58" w:name="corrections-appended-to-document"/>
+    <w:p>
+      <w:pPr>
+        <w:pStyle w:val="Heading3"/>
+      </w:pPr>
+      <w:r>
+        <w:t xml:space="preserve">CORRECTIONS APPENDED TO DOCUMENT</w:t>
+      </w:r>
+    </w:p>
+    <w:p>
+      <w:pPr>
+        <w:pStyle w:val="FirstParagraph"/>
+      </w:pPr>
+      <w:r>
+        <w:rPr>
+          <w:b/>
+          <w:bCs/>
+        </w:rPr>
+        <w:t xml:space="preserve">CORRECTION 1 — Marcus Webb Follower Count: Sizzle Reel Section</w:t>
+      </w:r>
+    </w:p>
+    <w:p>
+      <w:pPr>
+        <w:pStyle w:val="BodyText"/>
+      </w:pPr>
+      <w:r>
+        <w:t xml:space="preserve">In the SIZZLE REEL CONTESTANTS section (02:15–02:45), CONTESTANT 1 — FITNESS CREATOR currently reads:</w:t>
+      </w:r>
+      <w:r>
+        <w:t xml:space="preserve"> </w:t>
+      </w:r>
+      <w:r>
+        <w:t xml:space="preserve">“I have 200,000 followers.”</w:t>
+      </w:r>
+    </w:p>
+    <w:p>
+      <w:pPr>
+        <w:pStyle w:val="BodyText"/>
+      </w:pPr>
+      <w:r>
+        <w:t xml:space="preserve">CORRECTED TEXT:</w:t>
+      </w:r>
+      <w:r>
+        <w:t xml:space="preserve"> </w:t>
+      </w:r>
+      <w:r>
+        <w:t xml:space="preserve">“I have 180,000 followers.”</w:t>
+      </w:r>
+    </w:p>
+    <w:p>
+      <w:pPr>
+        <w:pStyle w:val="BodyText"/>
+      </w:pPr>
+      <w:r>
+        <w:t xml:space="preserve">Rationale: The Pilot Treatment Cold Open explicitly states</w:t>
+      </w:r>
+      <w:r>
+        <w:t xml:space="preserve"> </w:t>
+      </w:r>
+      <w:r>
+        <w:t xml:space="preserve">“180,000 Instagram followers.”</w:t>
+      </w:r>
+      <w:r>
+        <w:t xml:space="preserve"> </w:t>
+      </w:r>
+      <w:r>
+        <w:t xml:space="preserve">The sizzle reel figure of 200,000 is inconsistent. 180,000 is the canonical figure and should be used consistently across all documents. The number 180K is more specific and thus more credible in the sizzle reel’s emotional beat. NOTE: Verify against PART2_TV_SHOW_COMPLETE.md to confirm the canonical follower count for this character.</w:t>
+      </w:r>
+    </w:p>
+    <w:p>
+      <w:pPr>
+        <w:pStyle w:val="BodyText"/>
+      </w:pPr>
+      <w:r>
+        <w:rPr>
+          <w:b/>
+          <w:bCs/>
+        </w:rPr>
+        <w:t xml:space="preserve">CORRECTION 2 — Add 12th Contestant Placeholder</w:t>
+      </w:r>
+    </w:p>
+    <w:p>
+      <w:pPr>
+        <w:pStyle w:val="BodyText"/>
+      </w:pPr>
+      <w:r>
+        <w:t xml:space="preserve">In the Act One ARRIVALS section, after</w:t>
+      </w:r>
+      <w:r>
+        <w:t xml:space="preserve"> </w:t>
+      </w:r>
+      <w:r>
+        <w:t xml:space="preserve">“three others who will reveal themselves more fully in episodes to come,”</w:t>
+      </w:r>
+      <w:r>
+        <w:t xml:space="preserve"> </w:t>
+      </w:r>
+      <w:r>
+        <w:t xml:space="preserve">add:</w:t>
+      </w:r>
+    </w:p>
+    <w:p>
+      <w:pPr>
+        <w:pStyle w:val="BlockText"/>
+      </w:pPr>
+      <w:r>
+        <w:t xml:space="preserve">[PRODUCTION NOTE: The three additional contestants require full profiles consistent with the casting brief in PART2_TV_SHOW_COMPLETE.md. Placeholder profiles for the two currently unnamed contestants are as follows until final casting:</w:t>
+      </w:r>
+    </w:p>
+    <w:p>
+      <w:pPr>
+        <w:pStyle w:val="BlockText"/>
+      </w:pPr>
+      <w:r>
+        <w:t xml:space="preserve">CONTESTANT 11 — [Name TBD], approx. 27, fashion and streetwear creator, New York, estimated 220,000 TikTok followers, preliminary match score TBD based on casting. Character energy: quiet observer, strategic — will not reveal themselves fully until Episode 3.</w:t>
+      </w:r>
+    </w:p>
+    <w:p>
+      <w:pPr>
+        <w:pStyle w:val="BlockText"/>
+      </w:pPr>
+      <w:r>
+        <w:t xml:space="preserve">CONTESTANT 12 — [Name TBD], approx. 32, B2B/professional content creator, Chicago, estimated 150,000 LinkedIn followers + 85,000 YouTube subscribers. Character energy: the unexpected wild card — professional content is not typically associated with consumer brand deals, but their audience engagement data tells a different story.</w:t>
+      </w:r>
+    </w:p>
+    <w:p>
+      <w:pPr>
+        <w:pStyle w:val="BlockText"/>
+      </w:pPr>
+      <w:r>
+        <w:t xml:space="preserve">Both profiles should be finalized and replaced with real names and follower counts upon casting confirmation.]</w:t>
+      </w:r>
+    </w:p>
+    <w:p>
+      <w:pPr>
+        <w:pStyle w:val="FirstParagraph"/>
+      </w:pPr>
+      <w:r>
+        <w:rPr>
+          <w:b/>
+          <w:bCs/>
+        </w:rPr>
+        <w:t xml:space="preserve">CORRECTION 3 — Add Technical Production Specifications Note to Sizzle Reel</w:t>
+      </w:r>
+    </w:p>
+    <w:p>
+      <w:pPr>
+        <w:pStyle w:val="BodyText"/>
+      </w:pPr>
+      <w:r>
+        <w:t xml:space="preserve">Added at the top of the SIZZLE REEL SCRIPT section, after the purpose statement:</w:t>
+      </w:r>
+    </w:p>
+    <w:p>
+      <w:pPr>
+        <w:pStyle w:val="BlockText"/>
+      </w:pPr>
+      <w:r>
+        <w:t xml:space="preserve">TECHNICAL PRODUCTION SPECIFICATIONS (to be completed by production partner):</w:t>
       </w:r>
     </w:p>
     <w:p>
@@ -11581,11 +11563,11 @@
         <w:pStyle w:val="Compact"/>
         <w:numPr>
           <w:ilvl w:val="0"/>
-          <w:numId w:val="1022"/>
+          <w:numId w:val="1023"/>
         </w:numPr>
       </w:pPr>
       <w:r>
-        <w:t xml:space="preserve">Music approach: Commission original score for final version; use royalty-free temp tracks from Artlist.io or Musicbed for pitch version. Do NOT use recognizable songs in pitch version due to licensing complexity in submission process</w:t>
+        <w:t xml:space="preserve">Master deliverable format: ProRes 4444 XQ at 4K UHD (3840x2160) for archive; H.264 1080p for distribution</w:t>
       </w:r>
     </w:p>
     <w:p>
@@ -11593,11 +11575,11 @@
         <w:pStyle w:val="Compact"/>
         <w:numPr>
           <w:ilvl w:val="0"/>
-          <w:numId w:val="1022"/>
+          <w:numId w:val="1023"/>
         </w:numPr>
       </w:pPr>
       <w:r>
-        <w:t xml:space="preserve">Runtime: Target exactly 4:30 (270 seconds). Network submission typically requires sub-5-minute sizzles; 4:30 is optimal</w:t>
+        <w:t xml:space="preserve">Aspect ratio masters required: 16:9 (primary), 9:16 (social/vertical cut), 1:1 (social square cut)</w:t>
       </w:r>
     </w:p>
     <w:p>
@@ -11605,7 +11587,43 @@
         <w:pStyle w:val="Compact"/>
         <w:numPr>
           <w:ilvl w:val="0"/>
-          <w:numId w:val="1022"/>
+          <w:numId w:val="1023"/>
+        </w:numPr>
+      </w:pPr>
+      <w:r>
+        <w:t xml:space="preserve">Color grade target: High contrast, warm-shifted for brand and contestant sequences; desaturated for problem-statement sequence (00:15–00:30). Reference: Succession color palette (prestige corporate) meets The Circle (vibrant digital)</w:t>
+      </w:r>
+    </w:p>
+    <w:p>
+      <w:pPr>
+        <w:pStyle w:val="Compact"/>
+        <w:numPr>
+          <w:ilvl w:val="0"/>
+          <w:numId w:val="1023"/>
+        </w:numPr>
+      </w:pPr>
+      <w:r>
+        <w:t xml:space="preserve">Music approach: Commission original score for final version; use royalty-free temp tracks from Artlist.io or Musicbed for pitch version. Do NOT use recognizable songs in pitch version due to licensing complexity in submission process</w:t>
+      </w:r>
+    </w:p>
+    <w:p>
+      <w:pPr>
+        <w:pStyle w:val="Compact"/>
+        <w:numPr>
+          <w:ilvl w:val="0"/>
+          <w:numId w:val="1023"/>
+        </w:numPr>
+      </w:pPr>
+      <w:r>
+        <w:t xml:space="preserve">Runtime: Target exactly 4:30 (270 seconds). Network submission typically requires sub-5-minute sizzles; 4:30 is optimal</w:t>
+      </w:r>
+    </w:p>
+    <w:p>
+      <w:pPr>
+        <w:pStyle w:val="Compact"/>
+        <w:numPr>
+          <w:ilvl w:val="0"/>
+          <w:numId w:val="1023"/>
         </w:numPr>
       </w:pPr>
       <w:r>
@@ -12091,11 +12109,2873 @@
           <w:iCs/>
         </w:rPr>
         <w:t xml:space="preserve">Reviewed by: Senior Business Analyst, DealStage Strategic Planning</w:t>
+      </w:r>
+    </w:p>
+    <w:p>
+      <w:r>
+        <w:pict>
+          <v:rect style="width:0;height:1.5pt" o:hralign="center" o:hrstd="t" o:hr="t"/>
+        </w:pict>
       </w:r>
     </w:p>
     <w:bookmarkEnd w:id="58"/>
     <w:bookmarkEnd w:id="59"/>
     <w:bookmarkEnd w:id="60"/>
+    <w:bookmarkStart w:id="73" w:name="X3f98e3bdbb1f390bf8f2642f1926f171a008ffb"/>
+    <w:p>
+      <w:pPr>
+        <w:pStyle w:val="Heading1"/>
+      </w:pPr>
+      <w:r>
+        <w:t xml:space="preserve">[NEW] STRATEGIC ENHANCEMENTS — Applied March 20, 2026</w:t>
+      </w:r>
+    </w:p>
+    <w:p>
+      <w:pPr>
+        <w:pStyle w:val="FirstParagraph"/>
+      </w:pPr>
+      <w:r>
+        <w:rPr>
+          <w:i/>
+          <w:iCs/>
+        </w:rPr>
+        <w:t xml:space="preserve">The following sections apply all 10 strategic suggestions from STRATEGIC_SUGGESTIONS_DOCS_9_12.md. All new content is marked with [NEW] prefix. No existing content has been modified or deleted.</w:t>
+      </w:r>
+    </w:p>
+    <w:p>
+      <w:r>
+        <w:pict>
+          <v:rect style="width:0;height:1.5pt" o:hralign="center" o:hrstd="t" o:hr="t"/>
+        </w:pict>
+      </w:r>
+    </w:p>
+    <w:bookmarkStart w:id="61" w:name="X1e98264ddc68a3c2cd8807a862ee912d080de02"/>
+    <w:p>
+      <w:pPr>
+        <w:pStyle w:val="Heading2"/>
+      </w:pPr>
+      <w:r>
+        <w:t xml:space="preserve">[NEW] Suggestion 10.1 Applied: Restructure Sizzle Reel Opening — Lead With the AI Score Reveal</w:t>
+      </w:r>
+    </w:p>
+    <w:p>
+      <w:pPr>
+        <w:pStyle w:val="FirstParagraph"/>
+      </w:pPr>
+      <w:r>
+        <w:rPr>
+          <w:b/>
+          <w:bCs/>
+        </w:rPr>
+        <w:t xml:space="preserve">The Single Most Important Change to the Sizzle Reel Package</w:t>
+      </w:r>
+    </w:p>
+    <w:p>
+      <w:pPr>
+        <w:pStyle w:val="BodyText"/>
+      </w:pPr>
+      <w:r>
+        <w:t xml:space="preserve">Move the AI Match Score reveal — the circular progress ring climbing to 94%, a creator seeing her commercial value quantified for the first time — from the 30-60 second</w:t>
+      </w:r>
+      <w:r>
+        <w:t xml:space="preserve"> </w:t>
+      </w:r>
+      <w:r>
+        <w:t xml:space="preserve">“solution”</w:t>
+      </w:r>
+      <w:r>
+        <w:t xml:space="preserve"> </w:t>
+      </w:r>
+      <w:r>
+        <w:t xml:space="preserve">segment to the very first 10 seconds of the reel. Replace the current cold open montage.</w:t>
+      </w:r>
+    </w:p>
+    <w:p>
+      <w:pPr>
+        <w:pStyle w:val="BodyText"/>
+      </w:pPr>
+      <w:r>
+        <w:rPr>
+          <w:b/>
+          <w:bCs/>
+        </w:rPr>
+        <w:t xml:space="preserve">Why This Change Is Worth Making:</w:t>
+      </w:r>
+    </w:p>
+    <w:p>
+      <w:pPr>
+        <w:pStyle w:val="BodyText"/>
+      </w:pPr>
+      <w:r>
+        <w:t xml:space="preserve">Development executives watch dozens of sizzle reels per week and make the</w:t>
+      </w:r>
+      <w:r>
+        <w:t xml:space="preserve"> </w:t>
+      </w:r>
+      <w:r>
+        <w:t xml:space="preserve">“I want a meeting”</w:t>
+      </w:r>
+      <w:r>
+        <w:t xml:space="preserve"> </w:t>
+      </w:r>
+      <w:r>
+        <w:t xml:space="preserve">decision in the first 30 seconds. The current cold open — kinetic montage, dramatic voiceover, brand logos — is beautifully executed but formally indistinguishable from a hundred other reality competition pitches. The AI score reveal is genuinely novel. It is the thing that has never been on television before. Leading with it forces the executive’s attention immediately:</w:t>
+      </w:r>
+      <w:r>
+        <w:t xml:space="preserve"> </w:t>
+      </w:r>
+      <w:r>
+        <w:t xml:space="preserve">“What is that number? What does it measure? How does it update? I have never seen that on screen before.”</w:t>
+      </w:r>
+      <w:r>
+        <w:t xml:space="preserve"> </w:t>
+      </w:r>
+      <w:r>
+        <w:t xml:space="preserve">That question is the meeting.</w:t>
+      </w:r>
+    </w:p>
+    <w:p>
+      <w:pPr>
+        <w:pStyle w:val="BodyText"/>
+      </w:pPr>
+      <w:r>
+        <w:rPr>
+          <w:b/>
+          <w:bCs/>
+        </w:rPr>
+        <w:t xml:space="preserve">Revised Opening Structure:</w:t>
+      </w:r>
+    </w:p>
+    <w:p>
+      <w:pPr>
+        <w:pStyle w:val="BodyText"/>
+      </w:pPr>
+      <w:r>
+        <w:rPr>
+          <w:b/>
+          <w:bCs/>
+        </w:rPr>
+        <w:t xml:space="preserve">00:00-00:03 — Cold black screen.</w:t>
+      </w:r>
+      <w:r>
+        <w:t xml:space="preserve"> </w:t>
+      </w:r>
+      <w:r>
+        <w:t xml:space="preserve">No music. No title card. No voiceover.</w:t>
+      </w:r>
+    </w:p>
+    <w:p>
+      <w:pPr>
+        <w:pStyle w:val="BodyText"/>
+      </w:pPr>
+      <w:r>
+        <w:rPr>
+          <w:b/>
+          <w:bCs/>
+        </w:rPr>
+        <w:t xml:space="preserve">00:03-00:08 — The Reveal.</w:t>
+      </w:r>
+      <w:r>
+        <w:t xml:space="preserve"> </w:t>
+      </w:r>
+      <w:r>
+        <w:t xml:space="preserve">The circular progress ring climbing: 87%… 91%… 94%. A single number completing its arc in silence. Just the number on screen.</w:t>
+      </w:r>
+    </w:p>
+    <w:p>
+      <w:pPr>
+        <w:pStyle w:val="BodyText"/>
+      </w:pPr>
+      <w:r>
+        <w:rPr>
+          <w:b/>
+          <w:bCs/>
+        </w:rPr>
+        <w:t xml:space="preserve">00:08-00:10 — The Reaction.</w:t>
+      </w:r>
+      <w:r>
+        <w:t xml:space="preserve"> </w:t>
+      </w:r>
+      <w:r>
+        <w:t xml:space="preserve">Cut to the creator. Not directed. Not told where to look. The genuine exhale, the wide eyes, the stillness. Then: a single card that reads:</w:t>
+      </w:r>
+      <w:r>
+        <w:t xml:space="preserve"> </w:t>
+      </w:r>
+      <w:r>
+        <w:rPr>
+          <w:i/>
+          <w:iCs/>
+        </w:rPr>
+        <w:t xml:space="preserve">“She’s never seen her own value quantified before.”</w:t>
+      </w:r>
+    </w:p>
+    <w:p>
+      <w:pPr>
+        <w:pStyle w:val="BodyText"/>
+      </w:pPr>
+      <w:r>
+        <w:rPr>
+          <w:b/>
+          <w:bCs/>
+        </w:rPr>
+        <w:t xml:space="preserve">00:10-00:25 — The Context.</w:t>
+      </w:r>
+      <w:r>
+        <w:t xml:space="preserve"> </w:t>
+      </w:r>
+      <w:r>
+        <w:t xml:space="preserve">The current 00:00-00:15 montage moves to the second beat, now functioning as context for what was just shown rather than needing to establish urgency before the format innovation is revealed. The montage’s energy lands harder because the audience already knows what they are watching.</w:t>
+      </w:r>
+    </w:p>
+    <w:p>
+      <w:pPr>
+        <w:pStyle w:val="BodyText"/>
+      </w:pPr>
+      <w:r>
+        <w:rPr>
+          <w:b/>
+          <w:bCs/>
+        </w:rPr>
+        <w:t xml:space="preserve">Testing Protocol:</w:t>
+      </w:r>
+      <w:r>
+        <w:t xml:space="preserve"> </w:t>
+      </w:r>
+      <w:r>
+        <w:t xml:space="preserve">Produce both versions — the current open and the AI reveal open. Test with a panel of 5-7 industry contacts who have development experience, specifically at the executive level. Ask only:</w:t>
+      </w:r>
+      <w:r>
+        <w:t xml:space="preserve"> </w:t>
+      </w:r>
+      <w:r>
+        <w:t xml:space="preserve">“Which version made you want to watch the next 90 seconds?”</w:t>
+      </w:r>
+      <w:r>
+        <w:t xml:space="preserve"> </w:t>
+      </w:r>
+      <w:r>
+        <w:t xml:space="preserve">The response determines which version gets pitched. Do not invest in professional sizzle production before this test is complete.</w:t>
+      </w:r>
+    </w:p>
+    <w:p>
+      <w:pPr>
+        <w:pStyle w:val="BodyText"/>
+      </w:pPr>
+      <w:r>
+        <w:rPr>
+          <w:b/>
+          <w:bCs/>
+        </w:rPr>
+        <w:t xml:space="preserve">Production Note:</w:t>
+      </w:r>
+      <w:r>
+        <w:t xml:space="preserve"> </w:t>
+      </w:r>
+      <w:r>
+        <w:t xml:space="preserve">The AI score visual must feel like a real-time data interface, not a graphic overlay designed for television. The number should look like the DealStage platform UI. Authenticity of the interface design is the foundation of the moment’s credibility.</w:t>
+      </w:r>
+    </w:p>
+    <w:p>
+      <w:r>
+        <w:pict>
+          <v:rect style="width:0;height:1.5pt" o:hralign="center" o:hrstd="t" o:hr="t"/>
+        </w:pict>
+      </w:r>
+    </w:p>
+    <w:bookmarkEnd w:id="61"/>
+    <w:bookmarkStart w:id="62" w:name="X1794f42b6f94920554cbe2e368ac46c5029e1ab"/>
+    <w:p>
+      <w:pPr>
+        <w:pStyle w:val="Heading2"/>
+      </w:pPr>
+      <w:r>
+        <w:t xml:space="preserve">[NEW] Suggestion 10.2 Applied: Anchor Character Strategy — Marcus Webb as the Pilot’s Emotional Spine</w:t>
+      </w:r>
+    </w:p>
+    <w:p>
+      <w:pPr>
+        <w:pStyle w:val="FirstParagraph"/>
+      </w:pPr>
+      <w:r>
+        <w:rPr>
+          <w:b/>
+          <w:bCs/>
+        </w:rPr>
+        <w:t xml:space="preserve">Every Iconic Competition Format Is Remembered for Its Characters First, Its Format Second</w:t>
+      </w:r>
+    </w:p>
+    <w:p>
+      <w:pPr>
+        <w:pStyle w:val="BodyText"/>
+      </w:pPr>
+      <w:r>
+        <w:t xml:space="preserve">Marcus Webb — 180,000 followers, posting every single day, never more than $500 from a brand deal — is the clearest emotional hook in the pilot’s current character slate. His story is the pilot’s emotional spine.</w:t>
+      </w:r>
+    </w:p>
+    <w:p>
+      <w:pPr>
+        <w:pStyle w:val="BodyText"/>
+      </w:pPr>
+      <w:r>
+        <w:rPr>
+          <w:b/>
+          <w:bCs/>
+        </w:rPr>
+        <w:t xml:space="preserve">The Anchor Character Rationale:</w:t>
+      </w:r>
+    </w:p>
+    <w:p>
+      <w:pPr>
+        <w:pStyle w:val="BodyText"/>
+      </w:pPr>
+      <w:r>
+        <w:t xml:space="preserve">Production companies and networks greenlight pilots when they believe the show will generate characters that audiences become emotionally invested in. The pilot treatment must demonstrate one complete character arc — not twelve introductions — to prove that the show’s casting can deliver that emotional investment. Marcus Webb delivers this arc.</w:t>
+      </w:r>
+    </w:p>
+    <w:p>
+      <w:pPr>
+        <w:pStyle w:val="BodyText"/>
+      </w:pPr>
+      <w:r>
+        <w:rPr>
+          <w:b/>
+          <w:bCs/>
+        </w:rPr>
+        <w:t xml:space="preserve">Marcus Webb — The Pilot Anchor Character:</w:t>
+      </w:r>
+    </w:p>
+    <w:tbl>
+      <w:tblPr>
+        <w:tblStyle w:val="Table"/>
+        <w:tblW w:type="pct" w:w="5000"/>
+        <w:tblLayout w:type="fixed"/>
+        <w:tblLook w:firstRow="1" w:lastRow="0" w:firstColumn="0" w:lastColumn="0" w:noHBand="0" w:noVBand="0" w:val="0020"/>
+      </w:tblPr>
+      <w:tblGrid>
+        <w:gridCol w:w="3960"/>
+        <w:gridCol w:w="3960"/>
+      </w:tblGrid>
+      <w:tr>
+        <w:trPr>
+          <w:tblHeader w:val="on"/>
+        </w:trPr>
+        <w:tc>
+          <w:tcPr/>
+          <w:p>
+            <w:pPr>
+              <w:pStyle w:val="Compact"/>
+            </w:pPr>
+            <w:r>
+              <w:t xml:space="preserve">Story Element</w:t>
+            </w:r>
+          </w:p>
+        </w:tc>
+        <w:tc>
+          <w:tcPr/>
+          <w:p>
+            <w:pPr>
+              <w:pStyle w:val="Compact"/>
+            </w:pPr>
+            <w:r>
+              <w:t xml:space="preserve">Detail</w:t>
+            </w:r>
+          </w:p>
+        </w:tc>
+      </w:tr>
+      <w:tr>
+        <w:tc>
+          <w:tcPr/>
+          <w:p>
+            <w:pPr>
+              <w:pStyle w:val="Compact"/>
+            </w:pPr>
+            <w:r>
+              <w:t xml:space="preserve">Identity</w:t>
+            </w:r>
+          </w:p>
+        </w:tc>
+        <w:tc>
+          <w:tcPr/>
+          <w:p>
+            <w:pPr>
+              <w:pStyle w:val="Compact"/>
+            </w:pPr>
+            <w:r>
+              <w:t xml:space="preserve">Fitness creator, 180,000 followers</w:t>
+            </w:r>
+          </w:p>
+        </w:tc>
+      </w:tr>
+      <w:tr>
+        <w:tc>
+          <w:tcPr/>
+          <w:p>
+            <w:pPr>
+              <w:pStyle w:val="Compact"/>
+            </w:pPr>
+            <w:r>
+              <w:t xml:space="preserve">The Work Ethic</w:t>
+            </w:r>
+          </w:p>
+        </w:tc>
+        <w:tc>
+          <w:tcPr/>
+          <w:p>
+            <w:pPr>
+              <w:pStyle w:val="Compact"/>
+            </w:pPr>
+            <w:r>
+              <w:t xml:space="preserve">Posts every single day — the discipline is visually demonstrable, not just stated</w:t>
+            </w:r>
+          </w:p>
+        </w:tc>
+      </w:tr>
+      <w:tr>
+        <w:tc>
+          <w:tcPr/>
+          <w:p>
+            <w:pPr>
+              <w:pStyle w:val="Compact"/>
+            </w:pPr>
+            <w:r>
+              <w:t xml:space="preserve">The Gap</w:t>
+            </w:r>
+          </w:p>
+        </w:tc>
+        <w:tc>
+          <w:tcPr/>
+          <w:p>
+            <w:pPr>
+              <w:pStyle w:val="Compact"/>
+            </w:pPr>
+            <w:r>
+              <w:t xml:space="preserve">Never more than $500 from a single brand deal despite real, proven audience engagement</w:t>
+            </w:r>
+          </w:p>
+        </w:tc>
+      </w:tr>
+      <w:tr>
+        <w:tc>
+          <w:tcPr/>
+          <w:p>
+            <w:pPr>
+              <w:pStyle w:val="Compact"/>
+            </w:pPr>
+            <w:r>
+              <w:t xml:space="preserve">The Emotional Fact</w:t>
+            </w:r>
+          </w:p>
+        </w:tc>
+        <w:tc>
+          <w:tcPr/>
+          <w:p>
+            <w:pPr>
+              <w:pStyle w:val="Compact"/>
+            </w:pPr>
+            <w:r>
+              <w:t xml:space="preserve">The weight of that gap, delivered with controlled restraint — not self-pity, just honesty</w:t>
+            </w:r>
+          </w:p>
+        </w:tc>
+      </w:tr>
+      <w:tr>
+        <w:tc>
+          <w:tcPr/>
+          <w:p>
+            <w:pPr>
+              <w:pStyle w:val="Compact"/>
+            </w:pPr>
+            <w:r>
+              <w:t xml:space="preserve">The Platform Moment</w:t>
+            </w:r>
+          </w:p>
+        </w:tc>
+        <w:tc>
+          <w:tcPr/>
+          <w:p>
+            <w:pPr>
+              <w:pStyle w:val="Compact"/>
+            </w:pPr>
+            <w:r>
+              <w:t xml:space="preserve">What his AI match score reveals that he never knew about his own audience</w:t>
+            </w:r>
+          </w:p>
+        </w:tc>
+      </w:tr>
+      <w:tr>
+        <w:tc>
+          <w:tcPr/>
+          <w:p>
+            <w:pPr>
+              <w:pStyle w:val="Compact"/>
+            </w:pPr>
+            <w:r>
+              <w:t xml:space="preserve">The Pilot Question</w:t>
+            </w:r>
+          </w:p>
+        </w:tc>
+        <w:tc>
+          <w:tcPr/>
+          <w:p>
+            <w:pPr>
+              <w:pStyle w:val="Compact"/>
+            </w:pPr>
+            <w:r>
+              <w:t xml:space="preserve">Will his performance match his potential?</w:t>
+            </w:r>
+          </w:p>
+        </w:tc>
+      </w:tr>
+    </w:tbl>
+    <w:p>
+      <w:pPr>
+        <w:pStyle w:val="BodyText"/>
+      </w:pPr>
+      <w:r>
+        <w:rPr>
+          <w:b/>
+          <w:bCs/>
+        </w:rPr>
+        <w:t xml:space="preserve">Revised Pilot Opening — Act One, Scene One:</w:t>
+      </w:r>
+    </w:p>
+    <w:p>
+      <w:pPr>
+        <w:pStyle w:val="BodyText"/>
+      </w:pPr>
+      <w:r>
+        <w:rPr>
+          <w:b/>
+          <w:bCs/>
+        </w:rPr>
+        <w:t xml:space="preserve">Do not open Act One with the group arrival.</w:t>
+      </w:r>
+      <w:r>
+        <w:t xml:space="preserve"> </w:t>
+      </w:r>
+      <w:r>
+        <w:t xml:space="preserve">Open with Marcus alone. Sixty seconds. Direct to camera. Before the first shot of the stage. Let the audience know who they are rooting for before the competition begins.</w:t>
+      </w:r>
+    </w:p>
+    <w:p>
+      <w:pPr>
+        <w:pStyle w:val="BodyText"/>
+      </w:pPr>
+      <w:r>
+        <w:rPr>
+          <w:b/>
+          <w:bCs/>
+        </w:rPr>
+        <w:t xml:space="preserve">Draft Opening Confessional:</w:t>
+      </w:r>
+    </w:p>
+    <w:p>
+      <w:pPr>
+        <w:pStyle w:val="BodyText"/>
+      </w:pPr>
+      <w:r>
+        <w:rPr>
+          <w:i/>
+          <w:iCs/>
+        </w:rPr>
+        <w:t xml:space="preserve">Marcus, direct to camera, no performance, no setup:</w:t>
+      </w:r>
+      <w:r>
+        <w:t xml:space="preserve"> </w:t>
+      </w:r>
+      <w:r>
+        <w:t xml:space="preserve">“I’ve been posting every day for three years. Every day. My engagement rate is in the top ten percent on the platform — I’ve looked it up. But my biggest brand deal was four hundred and eighty dollars. Four hundred and eighty. For a week of posts. I don’t know if I’m doing something wrong, or if I just haven’t found the right room yet. Today, I’m in the room.”</w:t>
+      </w:r>
+    </w:p>
+    <w:p>
+      <w:pPr>
+        <w:pStyle w:val="BodyText"/>
+      </w:pPr>
+      <w:r>
+        <w:rPr>
+          <w:b/>
+          <w:bCs/>
+        </w:rPr>
+        <w:t xml:space="preserve">Marcus Webb’s Arc Across All Five Acts:</w:t>
+      </w:r>
+    </w:p>
+    <w:tbl>
+      <w:tblPr>
+        <w:tblStyle w:val="Table"/>
+        <w:tblW w:type="pct" w:w="5000"/>
+        <w:tblLayout w:type="fixed"/>
+        <w:tblLook w:firstRow="1" w:lastRow="0" w:firstColumn="0" w:lastColumn="0" w:noHBand="0" w:noVBand="0" w:val="0020"/>
+      </w:tblPr>
+      <w:tblGrid>
+        <w:gridCol w:w="3960"/>
+        <w:gridCol w:w="3960"/>
+      </w:tblGrid>
+      <w:tr>
+        <w:trPr>
+          <w:tblHeader w:val="on"/>
+        </w:trPr>
+        <w:tc>
+          <w:tcPr/>
+          <w:p>
+            <w:pPr>
+              <w:pStyle w:val="Compact"/>
+            </w:pPr>
+            <w:r>
+              <w:t xml:space="preserve">Act</w:t>
+            </w:r>
+          </w:p>
+        </w:tc>
+        <w:tc>
+          <w:tcPr/>
+          <w:p>
+            <w:pPr>
+              <w:pStyle w:val="Compact"/>
+            </w:pPr>
+            <w:r>
+              <w:t xml:space="preserve">Marcus Webb Story Beat</w:t>
+            </w:r>
+          </w:p>
+        </w:tc>
+      </w:tr>
+      <w:tr>
+        <w:tc>
+          <w:tcPr/>
+          <w:p>
+            <w:pPr>
+              <w:pStyle w:val="Compact"/>
+            </w:pPr>
+            <w:r>
+              <w:t xml:space="preserve">Act One</w:t>
+            </w:r>
+          </w:p>
+        </w:tc>
+        <w:tc>
+          <w:tcPr/>
+          <w:p>
+            <w:pPr>
+              <w:pStyle w:val="Compact"/>
+            </w:pPr>
+            <w:r>
+              <w:t xml:space="preserve">Opening confessional establishes the stakes; Marcus enters the stage last, watching others</w:t>
+            </w:r>
+          </w:p>
+        </w:tc>
+      </w:tr>
+      <w:tr>
+        <w:tc>
+          <w:tcPr/>
+          <w:p>
+            <w:pPr>
+              <w:pStyle w:val="Compact"/>
+            </w:pPr>
+            <w:r>
+              <w:t xml:space="preserve">Act Two</w:t>
+            </w:r>
+          </w:p>
+        </w:tc>
+        <w:tc>
+          <w:tcPr/>
+          <w:p>
+            <w:pPr>
+              <w:pStyle w:val="Compact"/>
+            </w:pPr>
+            <w:r>
+              <w:t xml:space="preserve">Data room revelation: his AI match score surfaces a brand category he has never considered — the gap between his actual audience demographics and his self-perception is the moment</w:t>
+            </w:r>
+          </w:p>
+        </w:tc>
+      </w:tr>
+      <w:tr>
+        <w:tc>
+          <w:tcPr/>
+          <w:p>
+            <w:pPr>
+              <w:pStyle w:val="Compact"/>
+            </w:pPr>
+            <w:r>
+              <w:t xml:space="preserve">Act Three</w:t>
+            </w:r>
+          </w:p>
+        </w:tc>
+        <w:tc>
+          <w:tcPr/>
+          <w:p>
+            <w:pPr>
+              <w:pStyle w:val="Compact"/>
+            </w:pPr>
+            <w:r>
+              <w:t xml:space="preserve">Marcus pitches; his delivery is disciplined but not polished; the judges see the work ethic in how he presents</w:t>
+            </w:r>
+          </w:p>
+        </w:tc>
+      </w:tr>
+      <w:tr>
+        <w:tc>
+          <w:tcPr/>
+          <w:p>
+            <w:pPr>
+              <w:pStyle w:val="Compact"/>
+            </w:pPr>
+            <w:r>
+              <w:t xml:space="preserve">Act Four</w:t>
+            </w:r>
+          </w:p>
+        </w:tc>
+        <w:tc>
+          <w:tcPr/>
+          <w:p>
+            <w:pPr>
+              <w:pStyle w:val="Compact"/>
+            </w:pPr>
+            <w:r>
+              <w:t xml:space="preserve">The Override Moment (see Suggestion 10.3): Marcus is offered the AI’s top recommendation and a deal he has personal history with that scored lower. He chooses the personal connection.</w:t>
+            </w:r>
+          </w:p>
+        </w:tc>
+      </w:tr>
+      <w:tr>
+        <w:tc>
+          <w:tcPr/>
+          <w:p>
+            <w:pPr>
+              <w:pStyle w:val="Compact"/>
+            </w:pPr>
+            <w:r>
+              <w:t xml:space="preserve">Act Five</w:t>
+            </w:r>
+          </w:p>
+        </w:tc>
+        <w:tc>
+          <w:tcPr/>
+          <w:p>
+            <w:pPr>
+              <w:pStyle w:val="Compact"/>
+            </w:pPr>
+            <w:r>
+              <w:t xml:space="preserve">Deliberation scene: Diana Park argues for Marcus based on consistency; Leon Harris argues the Override shows either courage or stubbornness. The audience debates this in real time on social media.</w:t>
+            </w:r>
+          </w:p>
+        </w:tc>
+      </w:tr>
+    </w:tbl>
+    <w:p>
+      <w:pPr>
+        <w:pStyle w:val="BodyText"/>
+      </w:pPr>
+      <w:r>
+        <w:rPr>
+          <w:b/>
+          <w:bCs/>
+        </w:rPr>
+        <w:t xml:space="preserve">Note for the Pilot Treatment Document:</w:t>
+      </w:r>
+      <w:r>
+        <w:t xml:space="preserve"> </w:t>
+      </w:r>
+      <w:r>
+        <w:t xml:space="preserve">Track Marcus’s arc explicitly in every act summary. His story is the pilot’s emotional contract with the audience. Every production decision — casting, camera blocking, judge interaction, elimination sequence — should be evaluated against whether it serves or undermines that contract.</w:t>
+      </w:r>
+    </w:p>
+    <w:p>
+      <w:r>
+        <w:pict>
+          <v:rect style="width:0;height:1.5pt" o:hralign="center" o:hrstd="t" o:hr="t"/>
+        </w:pict>
+      </w:r>
+    </w:p>
+    <w:bookmarkEnd w:id="62"/>
+    <w:bookmarkStart w:id="63" w:name="Xb1705d11e77a13d07b84d3564d211acac4c21a6"/>
+    <w:p>
+      <w:pPr>
+        <w:pStyle w:val="Heading2"/>
+      </w:pPr>
+      <w:r>
+        <w:t xml:space="preserve">[NEW] Suggestion 10.3 Applied: The Override Moment — Recurring Format Beat</w:t>
+      </w:r>
+    </w:p>
+    <w:p>
+      <w:pPr>
+        <w:pStyle w:val="FirstParagraph"/>
+      </w:pPr>
+      <w:r>
+        <w:rPr>
+          <w:b/>
+          <w:bCs/>
+        </w:rPr>
+        <w:t xml:space="preserve">The Show’s Central Tension Must Be More Than</w:t>
+      </w:r>
+      <w:r>
+        <w:rPr>
+          <w:b/>
+          <w:bCs/>
+        </w:rPr>
+        <w:t xml:space="preserve"> </w:t>
+      </w:r>
+      <w:r>
+        <w:rPr>
+          <w:b/>
+          <w:bCs/>
+        </w:rPr>
+        <w:t xml:space="preserve">“Who Gets the Deal”</w:t>
+      </w:r>
+    </w:p>
+    <w:p>
+      <w:pPr>
+        <w:pStyle w:val="BodyText"/>
+      </w:pPr>
+      <w:r>
+        <w:t xml:space="preserve">The question</w:t>
+      </w:r>
+      <w:r>
+        <w:t xml:space="preserve"> </w:t>
+      </w:r>
+      <w:r>
+        <w:t xml:space="preserve">“is the AI right?”</w:t>
+      </w:r>
+      <w:r>
+        <w:t xml:space="preserve"> </w:t>
+      </w:r>
+      <w:r>
+        <w:t xml:space="preserve">is the format innovation that Shark Tank never had and that DealStage must protect, produce consistently, and make the audience’s primary debate engine.</w:t>
+      </w:r>
+    </w:p>
+    <w:p>
+      <w:pPr>
+        <w:pStyle w:val="BodyText"/>
+      </w:pPr>
+      <w:r>
+        <w:rPr>
+          <w:b/>
+          <w:bCs/>
+        </w:rPr>
+        <w:t xml:space="preserve">The Override Moment — Format Beat Definition:</w:t>
+      </w:r>
+    </w:p>
+    <w:p>
+      <w:pPr>
+        <w:pStyle w:val="BodyText"/>
+      </w:pPr>
+      <w:r>
+        <w:t xml:space="preserve">In every episode, one contestant is given an explicit choice between:</w:t>
+      </w:r>
+      <w:r>
+        <w:t xml:space="preserve"> </w:t>
+      </w:r>
+      <w:r>
+        <w:t xml:space="preserve">-</w:t>
+      </w:r>
+      <w:r>
+        <w:t xml:space="preserve"> </w:t>
+      </w:r>
+      <w:r>
+        <w:rPr>
+          <w:b/>
+          <w:bCs/>
+        </w:rPr>
+        <w:t xml:space="preserve">Option A:</w:t>
+      </w:r>
+      <w:r>
+        <w:t xml:space="preserve"> </w:t>
+      </w:r>
+      <w:r>
+        <w:t xml:space="preserve">The deal the AI scored highest — optimal brand alignment, verified audience compatibility, strong financial terms</w:t>
+      </w:r>
+      <w:r>
+        <w:t xml:space="preserve"> </w:t>
+      </w:r>
+      <w:r>
+        <w:t xml:space="preserve">-</w:t>
+      </w:r>
+      <w:r>
+        <w:t xml:space="preserve"> </w:t>
+      </w:r>
+      <w:r>
+        <w:rPr>
+          <w:b/>
+          <w:bCs/>
+        </w:rPr>
+        <w:t xml:space="preserve">Option B:</w:t>
+      </w:r>
+      <w:r>
+        <w:t xml:space="preserve"> </w:t>
+      </w:r>
+      <w:r>
+        <w:t xml:space="preserve">A deal the contestant has a personal connection to that scored lower — different category, intuition-driven, the choice the data disagrees with</w:t>
+      </w:r>
+    </w:p>
+    <w:p>
+      <w:pPr>
+        <w:pStyle w:val="BodyText"/>
+      </w:pPr>
+      <w:r>
+        <w:t xml:space="preserve">The episode later reveals whether the human instinct or the data was correct. This revelation drives post-episode social media debate at scale.</w:t>
+      </w:r>
+    </w:p>
+    <w:p>
+      <w:pPr>
+        <w:pStyle w:val="BodyText"/>
+      </w:pPr>
+      <w:r>
+        <w:rPr>
+          <w:b/>
+          <w:bCs/>
+        </w:rPr>
+        <w:t xml:space="preserve">Pilot Episode Override Moment — Scripted Beat (Act Four):</w:t>
+      </w:r>
+    </w:p>
+    <w:p>
+      <w:pPr>
+        <w:pStyle w:val="BodyText"/>
+      </w:pPr>
+      <w:r>
+        <w:t xml:space="preserve">Marcus Webb receives his two options. The AI’s highest-scored match is a national fitness equipment brand — perfect demographic alignment, $45,000 deal, 92% match score. The lower-scored option is a family-owned athletic recovery brand in his hometown that he has followed for years — $28,000 deal, 74% match score.</w:t>
+      </w:r>
+    </w:p>
+    <w:p>
+      <w:pPr>
+        <w:pStyle w:val="BodyText"/>
+      </w:pPr>
+      <w:r>
+        <w:t xml:space="preserve">The AI recommends the national brand. Marcus knows it. The judges know it. The audience knows it.</w:t>
+      </w:r>
+    </w:p>
+    <w:p>
+      <w:pPr>
+        <w:pStyle w:val="BodyText"/>
+      </w:pPr>
+      <w:r>
+        <w:t xml:space="preserve">Marcus chooses the hometown brand.</w:t>
+      </w:r>
+    </w:p>
+    <w:p>
+      <w:pPr>
+        <w:pStyle w:val="BodyText"/>
+      </w:pPr>
+      <w:r>
+        <w:rPr>
+          <w:b/>
+          <w:bCs/>
+        </w:rPr>
+        <w:t xml:space="preserve">No one immediately confirms whether he is right.</w:t>
+      </w:r>
+      <w:r>
+        <w:t xml:space="preserve"> </w:t>
+      </w:r>
+      <w:r>
+        <w:t xml:space="preserve">The reveal is held for the following segment. The audience sits with the uncertainty.</w:t>
+      </w:r>
+    </w:p>
+    <w:p>
+      <w:pPr>
+        <w:pStyle w:val="BodyText"/>
+      </w:pPr>
+      <w:r>
+        <w:rPr>
+          <w:b/>
+          <w:bCs/>
+        </w:rPr>
+        <w:t xml:space="preserve">Diana Park’s response (for the pilot treatment):</w:t>
+      </w:r>
+      <w:r>
+        <w:t xml:space="preserve"> </w:t>
+      </w:r>
+      <w:r>
+        <w:t xml:space="preserve">“I’ve seen people choose data and lose their gut. I’ve seen people choose their gut and leave money on the table. I’m not going to tell you which one Marcus just did. What I’m watching for is whether he can defend it.”</w:t>
+      </w:r>
+    </w:p>
+    <w:p>
+      <w:pPr>
+        <w:pStyle w:val="BodyText"/>
+      </w:pPr>
+      <w:r>
+        <w:rPr>
+          <w:b/>
+          <w:bCs/>
+        </w:rPr>
+        <w:t xml:space="preserve">Social Media Engineering:</w:t>
+      </w:r>
+      <w:r>
+        <w:t xml:space="preserve"> </w:t>
+      </w:r>
+      <w:r>
+        <w:t xml:space="preserve">The Override Moment is designed to generate one specific type of social post:</w:t>
+      </w:r>
+      <w:r>
+        <w:t xml:space="preserve"> </w:t>
+      </w:r>
+      <w:r>
+        <w:t xml:space="preserve">“He should have taken the 92%. No — wait. Was he right?”</w:t>
+      </w:r>
+      <w:r>
+        <w:t xml:space="preserve"> </w:t>
+      </w:r>
+      <w:r>
+        <w:t xml:space="preserve">Every episode with a genuine Override Moment will generate organic debate content that DealStage does not need to produce or pay for. This is the format mechanic that makes the show a social media phenomenon.</w:t>
+      </w:r>
+    </w:p>
+    <w:p>
+      <w:pPr>
+        <w:pStyle w:val="BodyText"/>
+      </w:pPr>
+      <w:r>
+        <w:rPr>
+          <w:b/>
+          <w:bCs/>
+        </w:rPr>
+        <w:t xml:space="preserve">Production Note for Pilot Treatment:</w:t>
+      </w:r>
+      <w:r>
+        <w:t xml:space="preserve"> </w:t>
+      </w:r>
+      <w:r>
+        <w:t xml:space="preserve">The Override Moment must be a defined production moment, not an organic hope. Cast it into the episode structure in Act Four, confirm it with a specific contestant before filming, and ensure the Brand that provides both options has genuinely committed to both deals.</w:t>
+      </w:r>
+    </w:p>
+    <w:p>
+      <w:pPr>
+        <w:pStyle w:val="BodyText"/>
+      </w:pPr>
+      <w:r>
+        <w:rPr>
+          <w:b/>
+          <w:bCs/>
+        </w:rPr>
+        <w:t xml:space="preserve">Sizzle Reel Addition (for the current reel script):</w:t>
+      </w:r>
+      <w:r>
+        <w:t xml:space="preserve"> </w:t>
+      </w:r>
+      <w:r>
+        <w:t xml:space="preserve">Add a confessional clip approximately 45 seconds into the reel: a contestant in direct-to-camera, deadpan:</w:t>
+      </w:r>
+      <w:r>
+        <w:t xml:space="preserve"> </w:t>
+      </w:r>
+      <w:r>
+        <w:rPr>
+          <w:i/>
+          <w:iCs/>
+        </w:rPr>
+        <w:t xml:space="preserve">“DealStage told me that was a 91% match. I said no anyway. And I’d do it again.”</w:t>
+      </w:r>
+      <w:r>
+        <w:t xml:space="preserve"> </w:t>
+      </w:r>
+      <w:r>
+        <w:t xml:space="preserve">Cut before revealing the outcome. The ambiguity is the hook.</w:t>
+      </w:r>
+    </w:p>
+    <w:p>
+      <w:r>
+        <w:pict>
+          <v:rect style="width:0;height:1.5pt" o:hralign="center" o:hrstd="t" o:hr="t"/>
+        </w:pict>
+      </w:r>
+    </w:p>
+    <w:bookmarkEnd w:id="63"/>
+    <w:bookmarkStart w:id="65" w:name="X928fc6be8a40b4451d3c763c5e9ea76fdd68fc5"/>
+    <w:p>
+      <w:pPr>
+        <w:pStyle w:val="Heading2"/>
+      </w:pPr>
+      <w:r>
+        <w:t xml:space="preserve">[NEW] Suggestion 10.4 Applied: Producer’s Note on Authenticity</w:t>
+      </w:r>
+    </w:p>
+    <w:p>
+      <w:pPr>
+        <w:pStyle w:val="FirstParagraph"/>
+      </w:pPr>
+      <w:r>
+        <w:rPr>
+          <w:b/>
+          <w:bCs/>
+        </w:rPr>
+        <w:t xml:space="preserve">Pre-emptive Answer to the</w:t>
+      </w:r>
+      <w:r>
+        <w:rPr>
+          <w:b/>
+          <w:bCs/>
+        </w:rPr>
+        <w:t xml:space="preserve"> </w:t>
+      </w:r>
+      <w:r>
+        <w:rPr>
+          <w:b/>
+          <w:bCs/>
+        </w:rPr>
+        <w:t xml:space="preserve">“Is This Scripted?”</w:t>
+      </w:r>
+      <w:r>
+        <w:rPr>
+          <w:b/>
+          <w:bCs/>
+        </w:rPr>
+        <w:t xml:space="preserve"> </w:t>
+      </w:r>
+      <w:r>
+        <w:rPr>
+          <w:b/>
+          <w:bCs/>
+        </w:rPr>
+        <w:t xml:space="preserve">Question</w:t>
+      </w:r>
+    </w:p>
+    <w:p>
+      <w:pPr>
+        <w:pStyle w:val="BodyText"/>
+      </w:pPr>
+      <w:r>
+        <w:t xml:space="preserve">Every development executive, production company evaluator, and network executive will ask this question in the first or second meeting. Having a written answer in the document itself is a significant differentiator from the typical unscripted pitch.</w:t>
+      </w:r>
+    </w:p>
+    <w:p>
+      <w:r>
+        <w:pict>
+          <v:rect style="width:0;height:1.5pt" o:hralign="center" o:hrstd="t" o:hr="t"/>
+        </w:pict>
+      </w:r>
+    </w:p>
+    <w:bookmarkStart w:id="64" w:name="Xb5c17e177384baec2b013adac8e4d91dbc27a83"/>
+    <w:p>
+      <w:pPr>
+        <w:pStyle w:val="Heading3"/>
+      </w:pPr>
+      <w:r>
+        <w:t xml:space="preserve">PRODUCER’S NOTE ON AUTHENTICITY AND PRODUCTION INTEGRITY</w:t>
+      </w:r>
+    </w:p>
+    <w:p>
+      <w:pPr>
+        <w:pStyle w:val="FirstParagraph"/>
+      </w:pPr>
+      <w:r>
+        <w:rPr>
+          <w:i/>
+          <w:iCs/>
+        </w:rPr>
+        <w:t xml:space="preserve">This note is provided to address the first question every network executive, development partner, and production company will raise: How does The Deal Stage prevent format inflation — the slow drift from</w:t>
+      </w:r>
+      <w:r>
+        <w:rPr>
+          <w:i/>
+          <w:iCs/>
+        </w:rPr>
+        <w:t xml:space="preserve"> </w:t>
+      </w:r>
+      <w:r>
+        <w:rPr>
+          <w:i/>
+          <w:iCs/>
+        </w:rPr>
+        <w:t xml:space="preserve">“real stakes”</w:t>
+      </w:r>
+      <w:r>
+        <w:rPr>
+          <w:i/>
+          <w:iCs/>
+        </w:rPr>
+        <w:t xml:space="preserve"> </w:t>
+      </w:r>
+      <w:r>
+        <w:rPr>
+          <w:i/>
+          <w:iCs/>
+        </w:rPr>
+        <w:t xml:space="preserve">to</w:t>
+      </w:r>
+      <w:r>
+        <w:rPr>
+          <w:i/>
+          <w:iCs/>
+        </w:rPr>
+        <w:t xml:space="preserve"> </w:t>
+      </w:r>
+      <w:r>
+        <w:rPr>
+          <w:i/>
+          <w:iCs/>
+        </w:rPr>
+        <w:t xml:space="preserve">“manufactured drama”</w:t>
+      </w:r>
+      <w:r>
+        <w:rPr>
+          <w:i/>
+          <w:iCs/>
+        </w:rPr>
+        <w:t xml:space="preserve">?</w:t>
+      </w:r>
+    </w:p>
+    <w:p>
+      <w:pPr>
+        <w:pStyle w:val="BodyText"/>
+      </w:pPr>
+      <w:r>
+        <w:rPr>
+          <w:b/>
+          <w:bCs/>
+        </w:rPr>
+        <w:t xml:space="preserve">On the AI Scoring — It Cannot Be Gamed</w:t>
+      </w:r>
+    </w:p>
+    <w:p>
+      <w:pPr>
+        <w:pStyle w:val="BodyText"/>
+      </w:pPr>
+      <w:r>
+        <w:t xml:space="preserve">The AI Match Score is locked. Contestants know what the scores mean and can study the platform’s published methodology before filming. They cannot manipulate the input data. The scoring engine pulls directly from verified social platform APIs — follower counts, engagement rates, audience demographics, and historical brand partnership data. There is no field the contestant fills in. There is no self-reported metric. The score is generated from external, verified data that contestants do not control.</w:t>
+      </w:r>
+    </w:p>
+    <w:p>
+      <w:pPr>
+        <w:pStyle w:val="BodyText"/>
+      </w:pPr>
+      <w:r>
+        <w:rPr>
+          <w:b/>
+          <w:bCs/>
+        </w:rPr>
+        <w:t xml:space="preserve">On the Brand Commitments — The Money Is Real</w:t>
+      </w:r>
+    </w:p>
+    <w:p>
+      <w:pPr>
+        <w:pStyle w:val="BodyText"/>
+      </w:pPr>
+      <w:r>
+        <w:t xml:space="preserve">Brand partners commit real budgets before filming begins. DealStage’s escrow infrastructure holds the committed funds before the first camera rolls. A brand that appears in Episode 3 has pre-qualified their budget, deposited funds into escrow, and signed a participation agreement that cannot be withdrawn once filming begins. The financial stakes on screen are not symbolic. They are contractually real.</w:t>
+      </w:r>
+    </w:p>
+    <w:p>
+      <w:pPr>
+        <w:pStyle w:val="BodyText"/>
+      </w:pPr>
+      <w:r>
+        <w:rPr>
+          <w:b/>
+          <w:bCs/>
+        </w:rPr>
+        <w:t xml:space="preserve">On the Deals — They Are Legally Binding</w:t>
+      </w:r>
+    </w:p>
+    <w:p>
+      <w:pPr>
+        <w:pStyle w:val="BodyText"/>
+      </w:pPr>
+      <w:r>
+        <w:t xml:space="preserve">Every deal reached on camera is executed through DealStage’s standard platform agreement. The contestant and brand sign — on camera, during filming — through the platform’s existing contract infrastructure. The deal is not a handshake pending paperwork. It is executed. This is the architectural difference between The Deal Stage and every business competition format that preceded it: the outcome is real before the episode ends.</w:t>
+      </w:r>
+    </w:p>
+    <w:p>
+      <w:pPr>
+        <w:pStyle w:val="BodyText"/>
+      </w:pPr>
+      <w:r>
+        <w:rPr>
+          <w:b/>
+          <w:bCs/>
+        </w:rPr>
+        <w:t xml:space="preserve">On the Eliminations — Human Discretion Preserved</w:t>
+      </w:r>
+    </w:p>
+    <w:p>
+      <w:pPr>
+        <w:pStyle w:val="BodyText"/>
+      </w:pPr>
+      <w:r>
+        <w:t xml:space="preserve">Elimination decisions are production-driven, not algorithm-driven. The AI match score informs the judges. It does not determine the outcome. A contestant with a 94% match score can be eliminated if their negotiation performance does not match their potential. A contestant with a 71% score can advance if they demonstrate exceptional commercial instincts that the data does not yet capture. This preserves the show’s dramatic discretion while making the AI score genuinely consequential — it raises the stakes without mechanically determining the outcome.</w:t>
+      </w:r>
+    </w:p>
+    <w:p>
+      <w:pPr>
+        <w:pStyle w:val="BodyText"/>
+      </w:pPr>
+      <w:r>
+        <w:rPr>
+          <w:b/>
+          <w:bCs/>
+        </w:rPr>
+        <w:t xml:space="preserve">On the Editorial — The Platform’s Interest and the Show’s Interest Are Aligned</w:t>
+      </w:r>
+    </w:p>
+    <w:p>
+      <w:pPr>
+        <w:pStyle w:val="BodyText"/>
+      </w:pPr>
+      <w:r>
+        <w:t xml:space="preserve">DealStage has a business interest in showcasing real creator success stories, not manufactured ones. Every episode that features a genuine deal — a brand that found a creator they would not have discovered otherwise, a creator who received a deal 10x what they expected — is a platform advertisement of the highest possible quality. Every manufactured or inflated outcome is a platform liability. The show’s production integrity is not a creative principle. It is a business requirement.</w:t>
+      </w:r>
+    </w:p>
+    <w:p>
+      <w:pPr>
+        <w:pStyle w:val="BodyText"/>
+      </w:pPr>
+      <w:r>
+        <w:rPr>
+          <w:i/>
+          <w:iCs/>
+        </w:rPr>
+        <w:t xml:space="preserve">This document is available for review by production lawyers, network standards and practices departments, and development partners at any stage of the pitch process.</w:t>
+      </w:r>
+    </w:p>
+    <w:p>
+      <w:r>
+        <w:pict>
+          <v:rect style="width:0;height:1.5pt" o:hralign="center" o:hrstd="t" o:hr="t"/>
+        </w:pict>
+      </w:r>
+    </w:p>
+    <w:bookmarkEnd w:id="64"/>
+    <w:bookmarkEnd w:id="65"/>
+    <w:bookmarkStart w:id="66" w:name="Xaf68d44c33493901028a4d351639a9a031268d9"/>
+    <w:p>
+      <w:pPr>
+        <w:pStyle w:val="Heading2"/>
+      </w:pPr>
+      <w:r>
+        <w:t xml:space="preserve">[NEW] Suggestion 10.5 Applied: Judge Character Bible</w:t>
+      </w:r>
+    </w:p>
+    <w:p>
+      <w:pPr>
+        <w:pStyle w:val="FirstParagraph"/>
+      </w:pPr>
+      <w:r>
+        <w:rPr>
+          <w:b/>
+          <w:bCs/>
+        </w:rPr>
+        <w:t xml:space="preserve">Judges as Characters With Competing Investment Philosophies</w:t>
+      </w:r>
+    </w:p>
+    <w:p>
+      <w:pPr>
+        <w:pStyle w:val="BodyText"/>
+      </w:pPr>
+      <w:r>
+        <w:t xml:space="preserve">The judges are not neutral evaluators. They have distinct philosophies that create predictable, occasionally conflicting perspectives on the same contestant — making the judge panel itself a source of show-level tension that the audience learns to understand, anticipate, and debate.</w:t>
+      </w:r>
+    </w:p>
+    <w:p>
+      <w:pPr>
+        <w:pStyle w:val="BodyText"/>
+      </w:pPr>
+      <w:r>
+        <w:rPr>
+          <w:b/>
+          <w:bCs/>
+        </w:rPr>
+        <w:t xml:space="preserve">Judge Character Bible — The Three Investment Philosophies:</w:t>
+      </w:r>
+    </w:p>
+    <w:p>
+      <w:r>
+        <w:pict>
+          <v:rect style="width:0;height:1.5pt" o:hralign="center" o:hrstd="t" o:hr="t"/>
+        </w:pict>
+      </w:r>
+    </w:p>
+    <w:p>
+      <w:pPr>
+        <w:pStyle w:val="FirstParagraph"/>
+      </w:pPr>
+      <w:r>
+        <w:rPr>
+          <w:b/>
+          <w:bCs/>
+        </w:rPr>
+        <w:t xml:space="preserve">DIANA PARK — Brand Equity First</w:t>
+      </w:r>
+    </w:p>
+    <w:p>
+      <w:pPr>
+        <w:pStyle w:val="BodyText"/>
+      </w:pPr>
+      <w:r>
+        <w:rPr>
+          <w:i/>
+          <w:iCs/>
+        </w:rPr>
+        <w:t xml:space="preserve">Philosophy:</w:t>
+      </w:r>
+      <w:r>
+        <w:t xml:space="preserve"> </w:t>
+      </w:r>
+      <w:r>
+        <w:t xml:space="preserve">“A deal that doesn’t fit the brand will break the creator.”</w:t>
+      </w:r>
+    </w:p>
+    <w:p>
+      <w:pPr>
+        <w:pStyle w:val="BodyText"/>
+      </w:pPr>
+      <w:r>
+        <w:t xml:space="preserve">Diana values alignment above all metrics. She will pass on a high-scoring deal if the brand’s aesthetic conflicts with what the creator has built over years. She champions creators who understand their own brand identity with precision and can articulate why a specific partner enhances it. She is the judge most likely to override the AI’s financial recommendation in favor of long-term brand equity.</w:t>
+      </w:r>
+    </w:p>
+    <w:p>
+      <w:pPr>
+        <w:pStyle w:val="BodyText"/>
+      </w:pPr>
+      <w:r>
+        <w:rPr>
+          <w:i/>
+          <w:iCs/>
+        </w:rPr>
+        <w:t xml:space="preserve">The contestants she champions:</w:t>
+      </w:r>
+      <w:r>
+        <w:t xml:space="preserve"> </w:t>
+      </w:r>
+      <w:r>
+        <w:t xml:space="preserve">Creators with a clear, defensible point of view who know exactly who they are and refuse to dilute it for a larger check.</w:t>
+      </w:r>
+    </w:p>
+    <w:p>
+      <w:pPr>
+        <w:pStyle w:val="BodyText"/>
+      </w:pPr>
+      <w:r>
+        <w:rPr>
+          <w:i/>
+          <w:iCs/>
+        </w:rPr>
+        <w:t xml:space="preserve">The deals she pushes back on:</w:t>
+      </w:r>
+      <w:r>
+        <w:t xml:space="preserve"> </w:t>
+      </w:r>
+      <w:r>
+        <w:t xml:space="preserve">High-value deals with category leaders that feel generic —</w:t>
+      </w:r>
+      <w:r>
+        <w:t xml:space="preserve"> </w:t>
+      </w:r>
+      <w:r>
+        <w:t xml:space="preserve">“The AI says 94% but this deal turns you into an advertisement, not a collaborator.”</w:t>
+      </w:r>
+    </w:p>
+    <w:p>
+      <w:pPr>
+        <w:pStyle w:val="BodyText"/>
+      </w:pPr>
+      <w:r>
+        <w:rPr>
+          <w:i/>
+          <w:iCs/>
+        </w:rPr>
+        <w:t xml:space="preserve">Signature evaluation question:</w:t>
+      </w:r>
+      <w:r>
+        <w:t xml:space="preserve"> </w:t>
+      </w:r>
+      <w:r>
+        <w:t xml:space="preserve">“Five years from now, does this brand make you look more like yourself or less?”</w:t>
+      </w:r>
+    </w:p>
+    <w:p>
+      <w:pPr>
+        <w:pStyle w:val="BodyText"/>
+      </w:pPr>
+      <w:r>
+        <w:rPr>
+          <w:i/>
+          <w:iCs/>
+        </w:rPr>
+        <w:t xml:space="preserve">Episode 1 line to establish character:</w:t>
+      </w:r>
+      <w:r>
+        <w:t xml:space="preserve"> </w:t>
+      </w:r>
+      <w:r>
+        <w:t xml:space="preserve">“I don’t care what the number says. I care what this does to her story.”</w:t>
+      </w:r>
+    </w:p>
+    <w:p>
+      <w:r>
+        <w:pict>
+          <v:rect style="width:0;height:1.5pt" o:hralign="center" o:hrstd="t" o:hr="t"/>
+        </w:pict>
+      </w:r>
+    </w:p>
+    <w:p>
+      <w:pPr>
+        <w:pStyle w:val="FirstParagraph"/>
+      </w:pPr>
+      <w:r>
+        <w:rPr>
+          <w:b/>
+          <w:bCs/>
+        </w:rPr>
+        <w:t xml:space="preserve">LEON HARRIS — Negotiation Performance Over Potential</w:t>
+      </w:r>
+    </w:p>
+    <w:p>
+      <w:pPr>
+        <w:pStyle w:val="BodyText"/>
+      </w:pPr>
+      <w:r>
+        <w:rPr>
+          <w:i/>
+          <w:iCs/>
+        </w:rPr>
+        <w:t xml:space="preserve">Philosophy:</w:t>
+      </w:r>
+      <w:r>
+        <w:t xml:space="preserve"> </w:t>
+      </w:r>
+      <w:r>
+        <w:t xml:space="preserve">“The data tells you what you’re worth. The room tells you what you’re ready for.”</w:t>
+      </w:r>
+    </w:p>
+    <w:p>
+      <w:pPr>
+        <w:pStyle w:val="BodyText"/>
+      </w:pPr>
+      <w:r>
+        <w:t xml:space="preserve">Leon values execution in the moment above all documented potential. He will pass on a creator with a 95% AI match if their pitch was passive, uninspired, or dependent on the data to make the case for them. He champions creators who demonstrate commercial intelligence in live negotiation — who can read a room, adjust a position, and close when the moment arrives.</w:t>
+      </w:r>
+    </w:p>
+    <w:p>
+      <w:pPr>
+        <w:pStyle w:val="BodyText"/>
+      </w:pPr>
+      <w:r>
+        <w:rPr>
+          <w:i/>
+          <w:iCs/>
+        </w:rPr>
+        <w:t xml:space="preserve">The contestants he champions:</w:t>
+      </w:r>
+      <w:r>
+        <w:t xml:space="preserve"> </w:t>
+      </w:r>
+      <w:r>
+        <w:t xml:space="preserve">Creators who negotiate with precision and confidence, who understand that the AI score opens the door but the human performance determines whether the deal gets made.</w:t>
+      </w:r>
+    </w:p>
+    <w:p>
+      <w:pPr>
+        <w:pStyle w:val="BodyText"/>
+      </w:pPr>
+      <w:r>
+        <w:rPr>
+          <w:i/>
+          <w:iCs/>
+        </w:rPr>
+        <w:t xml:space="preserve">The deals he pushes back on:</w:t>
+      </w:r>
+      <w:r>
+        <w:t xml:space="preserve"> </w:t>
+      </w:r>
+      <w:r>
+        <w:t xml:space="preserve">Creators who let the AI score do all the talking.</w:t>
+      </w:r>
+      <w:r>
+        <w:t xml:space="preserve"> </w:t>
+      </w:r>
+      <w:r>
+        <w:t xml:space="preserve">“The brand already knows the number. They’re in the room to see who you are.”</w:t>
+      </w:r>
+    </w:p>
+    <w:p>
+      <w:pPr>
+        <w:pStyle w:val="BodyText"/>
+      </w:pPr>
+      <w:r>
+        <w:rPr>
+          <w:i/>
+          <w:iCs/>
+        </w:rPr>
+        <w:t xml:space="preserve">Signature evaluation question:</w:t>
+      </w:r>
+      <w:r>
+        <w:t xml:space="preserve"> </w:t>
+      </w:r>
+      <w:r>
+        <w:t xml:space="preserve">“Could you have gotten more? Because I think you left something on the table.”</w:t>
+      </w:r>
+    </w:p>
+    <w:p>
+      <w:pPr>
+        <w:pStyle w:val="BodyText"/>
+      </w:pPr>
+      <w:r>
+        <w:rPr>
+          <w:i/>
+          <w:iCs/>
+        </w:rPr>
+        <w:t xml:space="preserve">Episode 1 line to establish character:</w:t>
+      </w:r>
+      <w:r>
+        <w:t xml:space="preserve"> </w:t>
+      </w:r>
+      <w:r>
+        <w:t xml:space="preserve">“Ninety-two percent is what the platform thinks. What I just watched is how you negotiate. Those are two different conversations.”</w:t>
+      </w:r>
+    </w:p>
+    <w:p>
+      <w:r>
+        <w:pict>
+          <v:rect style="width:0;height:1.5pt" o:hralign="center" o:hrstd="t" o:hr="t"/>
+        </w:pict>
+      </w:r>
+    </w:p>
+    <w:p>
+      <w:pPr>
+        <w:pStyle w:val="FirstParagraph"/>
+      </w:pPr>
+      <w:r>
+        <w:rPr>
+          <w:b/>
+          <w:bCs/>
+        </w:rPr>
+        <w:t xml:space="preserve">RILEY CHEN — Raw Potential, Contrarian Signal</w:t>
+      </w:r>
+    </w:p>
+    <w:p>
+      <w:pPr>
+        <w:pStyle w:val="BodyText"/>
+      </w:pPr>
+      <w:r>
+        <w:rPr>
+          <w:i/>
+          <w:iCs/>
+        </w:rPr>
+        <w:t xml:space="preserve">Philosophy:</w:t>
+      </w:r>
+      <w:r>
+        <w:t xml:space="preserve"> </w:t>
+      </w:r>
+      <w:r>
+        <w:t xml:space="preserve">“The AI scores what the market has already priced. I’m looking for what the market hasn’t found yet.”</w:t>
+      </w:r>
+    </w:p>
+    <w:p>
+      <w:pPr>
+        <w:pStyle w:val="BodyText"/>
+      </w:pPr>
+      <w:r>
+        <w:t xml:space="preserve">Riley is the contrarian on the panel — the judge most likely to champion a creator with a lower AI score because she reads signals the algorithm does not weight. An unexplained recent engagement spike. A niche audience that is about to become mainstream. A creator whose deal-making instincts are six months ahead of their documented performance. Riley takes the risk the data says no to.</w:t>
+      </w:r>
+    </w:p>
+    <w:p>
+      <w:pPr>
+        <w:pStyle w:val="BodyText"/>
+      </w:pPr>
+      <w:r>
+        <w:rPr>
+          <w:i/>
+          <w:iCs/>
+        </w:rPr>
+        <w:t xml:space="preserve">The contestants she champions:</w:t>
+      </w:r>
+      <w:r>
+        <w:t xml:space="preserve"> </w:t>
+      </w:r>
+      <w:r>
+        <w:t xml:space="preserve">Creators whose current metrics underrepresent their trajectory — the ones the market has not yet caught up with.</w:t>
+      </w:r>
+    </w:p>
+    <w:p>
+      <w:pPr>
+        <w:pStyle w:val="BodyText"/>
+      </w:pPr>
+      <w:r>
+        <w:rPr>
+          <w:i/>
+          <w:iCs/>
+        </w:rPr>
+        <w:t xml:space="preserve">The deals she pushes back on:</w:t>
+      </w:r>
+      <w:r>
+        <w:t xml:space="preserve"> </w:t>
+      </w:r>
+      <w:r>
+        <w:t xml:space="preserve">Safe, high-scoring matches that lock a creator into a category before they have finished growing.</w:t>
+      </w:r>
+      <w:r>
+        <w:t xml:space="preserve"> </w:t>
+      </w:r>
+      <w:r>
+        <w:t xml:space="preserve">“This is the right deal for who you are today. But I don’t think you’re done growing.”</w:t>
+      </w:r>
+    </w:p>
+    <w:p>
+      <w:pPr>
+        <w:pStyle w:val="BodyText"/>
+      </w:pPr>
+      <w:r>
+        <w:rPr>
+          <w:i/>
+          <w:iCs/>
+        </w:rPr>
+        <w:t xml:space="preserve">Signature evaluation question:</w:t>
+      </w:r>
+      <w:r>
+        <w:t xml:space="preserve"> </w:t>
+      </w:r>
+      <w:r>
+        <w:t xml:space="preserve">“What does your audience know about you that the data doesn’t show yet?”</w:t>
+      </w:r>
+    </w:p>
+    <w:p>
+      <w:pPr>
+        <w:pStyle w:val="BodyText"/>
+      </w:pPr>
+      <w:r>
+        <w:rPr>
+          <w:i/>
+          <w:iCs/>
+        </w:rPr>
+        <w:t xml:space="preserve">Episode 1 line to establish character:</w:t>
+      </w:r>
+      <w:r>
+        <w:t xml:space="preserve"> </w:t>
+      </w:r>
+      <w:r>
+        <w:t xml:space="preserve">“The sixty-eight percent score is interesting to me. I want to understand why the algorithm undersold her.”</w:t>
+      </w:r>
+    </w:p>
+    <w:p>
+      <w:r>
+        <w:pict>
+          <v:rect style="width:0;height:1.5pt" o:hralign="center" o:hrstd="t" o:hr="t"/>
+        </w:pict>
+      </w:r>
+    </w:p>
+    <w:p>
+      <w:pPr>
+        <w:pStyle w:val="FirstParagraph"/>
+      </w:pPr>
+      <w:r>
+        <w:rPr>
+          <w:b/>
+          <w:bCs/>
+        </w:rPr>
+        <w:t xml:space="preserve">Structured Panel Tension — Built Into the Pilot Treatment:</w:t>
+      </w:r>
+    </w:p>
+    <w:p>
+      <w:pPr>
+        <w:pStyle w:val="BodyText"/>
+      </w:pPr>
+      <w:r>
+        <w:t xml:space="preserve">The pilot’s Act Five deliberation must include one structured moment of genuine judge disagreement — not manufactured conflict, but a philosophically authentic divergence:</w:t>
+      </w:r>
+    </w:p>
+    <w:p>
+      <w:pPr>
+        <w:pStyle w:val="BodyText"/>
+      </w:pPr>
+      <w:r>
+        <w:t xml:space="preserve">Diana advocates for Marcus Webb based on demonstrated consistency and creative integrity.</w:t>
+      </w:r>
+      <w:r>
+        <w:t xml:space="preserve"> </w:t>
+      </w:r>
+      <w:r>
+        <w:t xml:space="preserve">Leon questions the Override Moment:</w:t>
+      </w:r>
+      <w:r>
+        <w:t xml:space="preserve"> </w:t>
+      </w:r>
+      <w:r>
+        <w:t xml:space="preserve">“He left twelve thousand dollars on the table to make a personal statement. I respect it. But is that the right call for a creator trying to build a business?”</w:t>
+      </w:r>
+      <w:r>
+        <w:t xml:space="preserve"> </w:t>
+      </w:r>
+      <w:r>
+        <w:t xml:space="preserve">Riley sides with Marcus:</w:t>
+      </w:r>
+      <w:r>
+        <w:t xml:space="preserve"> </w:t>
+      </w:r>
+      <w:r>
+        <w:t xml:space="preserve">“The hometown brand has a customer base that will make Marcus more authentic to his existing audience. The AI didn’t model that. Marcus read it.”</w:t>
+      </w:r>
+    </w:p>
+    <w:p>
+      <w:pPr>
+        <w:pStyle w:val="BodyText"/>
+      </w:pPr>
+      <w:r>
+        <w:t xml:space="preserve">The audience watches three intelligent people with legitimate but conflicting frameworks disagree — and must decide who they agree with.</w:t>
+      </w:r>
+    </w:p>
+    <w:p>
+      <w:r>
+        <w:pict>
+          <v:rect style="width:0;height:1.5pt" o:hralign="center" o:hrstd="t" o:hr="t"/>
+        </w:pict>
+      </w:r>
+    </w:p>
+    <w:bookmarkEnd w:id="66"/>
+    <w:bookmarkStart w:id="67" w:name="Xd92d42667c8bf511d2cb8f710df48b6f059f37a"/>
+    <w:p>
+      <w:pPr>
+        <w:pStyle w:val="Heading2"/>
+      </w:pPr>
+      <w:r>
+        <w:t xml:space="preserve">[NEW] Suggestion 10.6 Applied: Visual Language and Production Reference</w:t>
+      </w:r>
+    </w:p>
+    <w:p>
+      <w:pPr>
+        <w:pStyle w:val="FirstParagraph"/>
+      </w:pPr>
+      <w:r>
+        <w:rPr>
+          <w:b/>
+          <w:bCs/>
+        </w:rPr>
+        <w:t xml:space="preserve">Companion Document for All Production Company Pitches</w:t>
+      </w:r>
+    </w:p>
+    <w:p>
+      <w:pPr>
+        <w:pStyle w:val="BodyText"/>
+      </w:pPr>
+      <w:r>
+        <w:t xml:space="preserve">Create a one-page</w:t>
+      </w:r>
+      <w:r>
+        <w:t xml:space="preserve"> </w:t>
+      </w:r>
+      <w:r>
+        <w:t xml:space="preserve">“Visual Language and Production Reference”</w:t>
+      </w:r>
+      <w:r>
+        <w:t xml:space="preserve"> </w:t>
+      </w:r>
+      <w:r>
+        <w:t xml:space="preserve">PDF to accompany every sizzle reel pitch submission. A specific visual reference document compresses the development conversation and demonstrates that DealStage’s founders know exactly what they want on screen.</w:t>
+      </w:r>
+    </w:p>
+    <w:p>
+      <w:pPr>
+        <w:pStyle w:val="BodyText"/>
+      </w:pPr>
+      <w:r>
+        <w:rPr>
+          <w:b/>
+          <w:bCs/>
+        </w:rPr>
+        <w:t xml:space="preserve">Visual Identity Reference — The Deal Stage</w:t>
+      </w:r>
+    </w:p>
+    <w:p>
+      <w:pPr>
+        <w:pStyle w:val="BodyText"/>
+      </w:pPr>
+      <w:r>
+        <w:rPr>
+          <w:b/>
+          <w:bCs/>
+        </w:rPr>
+        <w:t xml:space="preserve">Stage Design Reference:</w:t>
+      </w:r>
+      <w:r>
+        <w:t xml:space="preserve"> </w:t>
+      </w:r>
+      <w:r>
+        <w:t xml:space="preserve">The competition stage should feel like a cross between a TED Talk stage and a casino floor — intellectually serious but charged with anticipation. Clean architectural lines. Data visualization screens that function as living set pieces, not just backdrops. The AI scoring ring is a physical set element, not just a graphic overlay. The stage communicates that what happens here matters and is real.</w:t>
+      </w:r>
+    </w:p>
+    <w:p>
+      <w:pPr>
+        <w:pStyle w:val="BodyText"/>
+      </w:pPr>
+      <w:r>
+        <w:t xml:space="preserve">Reference aesthetic: Think Shark Tank’s dragon energy translated through the visual language of a Bloomberg Terminal and a Stanford lecture hall. Structured seriousness with live-wire stakes.</w:t>
+      </w:r>
+    </w:p>
+    <w:p>
+      <w:pPr>
+        <w:pStyle w:val="BodyText"/>
+      </w:pPr>
+      <w:r>
+        <w:rPr>
+          <w:b/>
+          <w:bCs/>
+        </w:rPr>
+        <w:t xml:space="preserve">Confessional Tone:</w:t>
+      </w:r>
+      <w:r>
+        <w:t xml:space="preserve"> </w:t>
+      </w:r>
+      <w:r>
+        <w:t xml:space="preserve">The direct-to-camera confessional sequences should feel like Succession: warm, controlled, slightly unflattering natural light that communicates honesty over aesthetics. No ring lights. No artificial glamour. The contestant is not performing for a camera — they are telling the truth to a person. The intimacy is the point.</w:t>
+      </w:r>
+    </w:p>
+    <w:p>
+      <w:pPr>
+        <w:pStyle w:val="BodyText"/>
+      </w:pPr>
+      <w:r>
+        <w:t xml:space="preserve">Reference aesthetic: Documentary filmmaking tradition. The Imposter. Making a Murderer. Not reality TV glamour.</w:t>
+      </w:r>
+    </w:p>
+    <w:p>
+      <w:pPr>
+        <w:pStyle w:val="BodyText"/>
+      </w:pPr>
+      <w:r>
+        <w:rPr>
+          <w:b/>
+          <w:bCs/>
+        </w:rPr>
+        <w:t xml:space="preserve">Data Visualization Style:</w:t>
+      </w:r>
+      <w:r>
+        <w:t xml:space="preserve"> </w:t>
+      </w:r>
+      <w:r>
+        <w:t xml:space="preserve">All on-screen AI scoring graphics must be consistent with the platform UI — not designed for television but adapted from the actual product. The audience must believe they are watching a real system, not a television show that invented a prop. The circular progress ring is the show’s visual signature. Its design must be protected and consistent across all episodes, promotional materials, and digital content.</w:t>
+      </w:r>
+    </w:p>
+    <w:p>
+      <w:pPr>
+        <w:pStyle w:val="BodyText"/>
+      </w:pPr>
+      <w:r>
+        <w:rPr>
+          <w:b/>
+          <w:bCs/>
+        </w:rPr>
+        <w:t xml:space="preserve">Color Grade Reference — Two-Palette System:</w:t>
+      </w:r>
+      <w:r>
+        <w:t xml:space="preserve"> </w:t>
+      </w:r>
+      <w:r>
+        <w:t xml:space="preserve">- Problem sequences (before the platform): Desaturated. Cool-grey palette. The visual language of the creator economy’s scarcity narrative — hustle without result.</w:t>
+      </w:r>
+      <w:r>
+        <w:t xml:space="preserve"> </w:t>
+      </w:r>
+      <w:r>
+        <w:t xml:space="preserve">- Solution sequences (with the platform): Warm. Amber and white. The visual language of clarity, value recognized, deal made.</w:t>
+      </w:r>
+    </w:p>
+    <w:p>
+      <w:pPr>
+        <w:pStyle w:val="BodyText"/>
+      </w:pPr>
+      <w:r>
+        <w:t xml:space="preserve">The color palette transition is a storytelling device, not an aesthetic preference. Every episode uses this two-palette language to mark the moment DealStage changes the creator’s situation.</w:t>
+      </w:r>
+    </w:p>
+    <w:p>
+      <w:pPr>
+        <w:pStyle w:val="BodyText"/>
+      </w:pPr>
+      <w:r>
+        <w:rPr>
+          <w:b/>
+          <w:bCs/>
+        </w:rPr>
+        <w:t xml:space="preserve">Technical Production Specifications:</w:t>
+      </w:r>
+      <w:r>
+        <w:t xml:space="preserve"> </w:t>
+      </w:r>
+      <w:r>
+        <w:t xml:space="preserve">- Master: 4K ProRes 4444</w:t>
+      </w:r>
+      <w:r>
+        <w:t xml:space="preserve"> </w:t>
+      </w:r>
+      <w:r>
+        <w:t xml:space="preserve">- Primary aspect ratio: 16:9 (broadcast standard)</w:t>
+      </w:r>
+      <w:r>
+        <w:t xml:space="preserve"> </w:t>
+      </w:r>
+      <w:r>
+        <w:t xml:space="preserve">- Secondary: 9:16 vertical (social media clips, mandatory)</w:t>
+      </w:r>
+      <w:r>
+        <w:t xml:space="preserve"> </w:t>
+      </w:r>
+      <w:r>
+        <w:t xml:space="preserve">- Temp music (sizzle reel pitch version): Artlist.io licensed tracks — not Spotify, not YouTube Audio Library</w:t>
+      </w:r>
+      <w:r>
+        <w:t xml:space="preserve"> </w:t>
+      </w:r>
+      <w:r>
+        <w:t xml:space="preserve">- Stage audio: dual-redundant lavalier on all contestants, all judges, host; plus boom overhead</w:t>
+      </w:r>
+      <w:r>
+        <w:t xml:space="preserve"> </w:t>
+      </w:r>
+      <w:r>
+        <w:t xml:space="preserve">- Data visualization: rendered at 4K, delivered as separate VFX layer for post flexibility</w:t>
+      </w:r>
+    </w:p>
+    <w:p>
+      <w:r>
+        <w:pict>
+          <v:rect style="width:0;height:1.5pt" o:hralign="center" o:hrstd="t" o:hr="t"/>
+        </w:pict>
+      </w:r>
+    </w:p>
+    <w:bookmarkEnd w:id="67"/>
+    <w:bookmarkStart w:id="68" w:name="X1ccff9e44c0118de3fc8198a8d82b4d8474dba6"/>
+    <w:p>
+      <w:pPr>
+        <w:pStyle w:val="Heading2"/>
+      </w:pPr>
+      <w:r>
+        <w:t xml:space="preserve">[NEW] Suggestion 10.7 Applied: Real Creator Footage First</w:t>
+      </w:r>
+    </w:p>
+    <w:p>
+      <w:pPr>
+        <w:pStyle w:val="FirstParagraph"/>
+      </w:pPr>
+      <w:r>
+        <w:rPr>
+          <w:b/>
+          <w:bCs/>
+        </w:rPr>
+        <w:t xml:space="preserve">Film the Real Reaction Before Producing the Professional Sizzle Reel</w:t>
+      </w:r>
+    </w:p>
+    <w:p>
+      <w:pPr>
+        <w:pStyle w:val="BodyText"/>
+      </w:pPr>
+      <w:r>
+        <w:t xml:space="preserve">The most powerful moment in the sizzle reel script is also the most dangerous: a creator seeing their AI match score for the first time. If that reaction is directed — if the crew tells the creator where to look and when to react — it will look exactly like what it is: an advertisement. If it is filmed documentary-style, during a genuine first platform experience, it will look like television.</w:t>
+      </w:r>
+    </w:p>
+    <w:p>
+      <w:pPr>
+        <w:pStyle w:val="BodyText"/>
+      </w:pPr>
+      <w:r>
+        <w:rPr>
+          <w:b/>
+          <w:bCs/>
+        </w:rPr>
+        <w:t xml:space="preserve">Pre-Production Documentary Protocol:</w:t>
+      </w:r>
+    </w:p>
+    <w:p>
+      <w:pPr>
+        <w:pStyle w:val="BodyText"/>
+      </w:pPr>
+      <w:r>
+        <w:rPr>
+          <w:b/>
+          <w:bCs/>
+        </w:rPr>
+        <w:t xml:space="preserve">Step 1 — Identify 3-5 Real Candidates:</w:t>
+      </w:r>
+      <w:r>
+        <w:t xml:space="preserve"> </w:t>
+      </w:r>
+      <w:r>
+        <w:t xml:space="preserve">Find DealStage platform users who have strong, undocumented stories:</w:t>
+      </w:r>
+      <w:r>
+        <w:t xml:space="preserve"> </w:t>
+      </w:r>
+      <w:r>
+        <w:t xml:space="preserve">- Creators with high AI match scores in brand categories they have never pursued</w:t>
+      </w:r>
+      <w:r>
+        <w:t xml:space="preserve"> </w:t>
+      </w:r>
+      <w:r>
+        <w:t xml:space="preserve">- Users who closed deals significantly above their prior rate expectations</w:t>
+      </w:r>
+      <w:r>
+        <w:t xml:space="preserve"> </w:t>
+      </w:r>
+      <w:r>
+        <w:t xml:space="preserve">- Creators whose audience demographic data revealed something genuinely surprising</w:t>
+      </w:r>
+    </w:p>
+    <w:p>
+      <w:pPr>
+        <w:pStyle w:val="BodyText"/>
+      </w:pPr>
+      <w:r>
+        <w:rPr>
+          <w:b/>
+          <w:bCs/>
+        </w:rPr>
+        <w:t xml:space="preserve">Step 2 — Film the Real First Experience:</w:t>
+      </w:r>
+      <w:r>
+        <w:t xml:space="preserve"> </w:t>
+      </w:r>
+      <w:r>
+        <w:t xml:space="preserve">Two-camera setup. Available light (not studio lighting). No director coaching the reaction. No script. No</w:t>
+      </w:r>
+      <w:r>
+        <w:t xml:space="preserve"> </w:t>
+      </w:r>
+      <w:r>
+        <w:t xml:space="preserve">“can you do that again.”</w:t>
+      </w:r>
+      <w:r>
+        <w:t xml:space="preserve"> </w:t>
+      </w:r>
+      <w:r>
+        <w:t xml:space="preserve">The crew is present but not directing. The creator navigates the AI matching results as they would normally — the crew is documenting, not producing.</w:t>
+      </w:r>
+    </w:p>
+    <w:p>
+      <w:pPr>
+        <w:pStyle w:val="BodyText"/>
+      </w:pPr>
+      <w:r>
+        <w:rPr>
+          <w:b/>
+          <w:bCs/>
+        </w:rPr>
+        <w:t xml:space="preserve">Step 3 — Identify the Clip:</w:t>
+      </w:r>
+      <w:r>
+        <w:t xml:space="preserve"> </w:t>
+      </w:r>
+      <w:r>
+        <w:t xml:space="preserve">The most compelling 15-30 seconds of genuine reaction footage becomes the sizzle reel’s solution segment centerpiece. The rest of the reel is written and produced around this real footage.</w:t>
+      </w:r>
+    </w:p>
+    <w:p>
+      <w:pPr>
+        <w:pStyle w:val="BodyText"/>
+      </w:pPr>
+      <w:r>
+        <w:rPr>
+          <w:b/>
+          <w:bCs/>
+        </w:rPr>
+        <w:t xml:space="preserve">Step 4 — Dual-Purpose Production:</w:t>
+      </w:r>
+      <w:r>
+        <w:t xml:space="preserve"> </w:t>
+      </w:r>
+      <w:r>
+        <w:t xml:space="preserve">The documentary footage from Step 2 also functions as the first episode of</w:t>
+      </w:r>
+      <w:r>
+        <w:t xml:space="preserve"> </w:t>
+      </w:r>
+      <w:r>
+        <w:t xml:space="preserve">“Deal Stage Contenders”</w:t>
+      </w:r>
+      <w:r>
+        <w:t xml:space="preserve"> </w:t>
+      </w:r>
+      <w:r>
+        <w:t xml:space="preserve">— the YouTube documentary series. Nothing is wasted. The sizzle reel and the YouTube pilot are produced simultaneously from the same real footage.</w:t>
+      </w:r>
+    </w:p>
+    <w:p>
+      <w:pPr>
+        <w:pStyle w:val="BodyText"/>
+      </w:pPr>
+      <w:r>
+        <w:rPr>
+          <w:b/>
+          <w:bCs/>
+        </w:rPr>
+        <w:t xml:space="preserve">What to Look For:</w:t>
+      </w:r>
+      <w:r>
+        <w:t xml:space="preserve"> </w:t>
+      </w:r>
+      <w:r>
+        <w:t xml:space="preserve">The specific moment that works is not a dramatic outburst. It is a stillness — a creator who stops scrolling, reads a number, and is quiet for two seconds while they process what it means. That stillness is television. It cannot be directed.</w:t>
+      </w:r>
+    </w:p>
+    <w:p>
+      <w:r>
+        <w:pict>
+          <v:rect style="width:0;height:1.5pt" o:hralign="center" o:hrstd="t" o:hr="t"/>
+        </w:pict>
+      </w:r>
+    </w:p>
+    <w:bookmarkEnd w:id="68"/>
+    <w:bookmarkStart w:id="69" w:name="Xf0bbd30ce2c76da92f62af69269d28da0bcc2d5"/>
+    <w:p>
+      <w:pPr>
+        <w:pStyle w:val="Heading2"/>
+      </w:pPr>
+      <w:r>
+        <w:t xml:space="preserve">[NEW] Suggestion 10.8 Applied: Act Five — An Unpredictable Elimination</w:t>
+      </w:r>
+    </w:p>
+    <w:p>
+      <w:pPr>
+        <w:pStyle w:val="FirstParagraph"/>
+      </w:pPr>
+      <w:r>
+        <w:rPr>
+          <w:b/>
+          <w:bCs/>
+        </w:rPr>
+        <w:t xml:space="preserve">Engineer the Pilot’s Elimination Around a Decision the Audience Cannot Predict</w:t>
+      </w:r>
+    </w:p>
+    <w:p>
+      <w:pPr>
+        <w:pStyle w:val="BodyText"/>
+      </w:pPr>
+      <w:r>
+        <w:t xml:space="preserve">If viewers believe the highest AI score always wins, the show has no dramatic tension after Episode 2. The pilot must establish — in Episode 1 — that the AI score is one input, not the verdict.</w:t>
+      </w:r>
+    </w:p>
+    <w:p>
+      <w:pPr>
+        <w:pStyle w:val="BodyText"/>
+      </w:pPr>
+      <w:r>
+        <w:rPr>
+          <w:b/>
+          <w:bCs/>
+        </w:rPr>
+        <w:t xml:space="preserve">Pilot Elimination Scene — Derek Calloway:</w:t>
+      </w:r>
+    </w:p>
+    <w:p>
+      <w:pPr>
+        <w:pStyle w:val="BodyText"/>
+      </w:pPr>
+      <w:r>
+        <w:t xml:space="preserve">Derek Calloway enters Act Five with a strong early match score and a technically proficient pitch. His elimination must be handled with precision: the reason must be defensible, documented, and emotionally honest — not punitive or arbitrary.</w:t>
+      </w:r>
+    </w:p>
+    <w:p>
+      <w:pPr>
+        <w:pStyle w:val="BodyText"/>
+      </w:pPr>
+      <w:r>
+        <w:rPr>
+          <w:b/>
+          <w:bCs/>
+        </w:rPr>
+        <w:t xml:space="preserve">The Elimination Logic:</w:t>
+      </w:r>
+      <w:r>
+        <w:t xml:space="preserve"> </w:t>
+      </w:r>
+      <w:r>
+        <w:t xml:space="preserve">Derek’s AI match score reflects genuine brand compatibility. But his negotiation performance demonstrated a pattern the judges have now named: he let the data do the selling. When the brand expressed uncertainty about the deal terms, Derek referenced the match score rather than making the case himself. A brand partner does not partner with a match score. They partner with a person.</w:t>
+      </w:r>
+    </w:p>
+    <w:p>
+      <w:pPr>
+        <w:pStyle w:val="BodyText"/>
+      </w:pPr>
+      <w:r>
+        <w:rPr>
+          <w:b/>
+          <w:bCs/>
+        </w:rPr>
+        <w:t xml:space="preserve">Diana Park’s Elimination Statement (Draft — The Pilot’s First Memorable Quote):</w:t>
+      </w:r>
+    </w:p>
+    <w:p>
+      <w:pPr>
+        <w:pStyle w:val="BodyText"/>
+      </w:pPr>
+      <w:r>
+        <w:t xml:space="preserve">“Derek, your ninety-one percent match score is real. I believe it. What I also believe is that you know that number and you know that we know that number, and tonight you used it as a shield instead of a foundation. The data tells the brand what you’re worth. You have to tell them why you’re worth it. Those are two different conversations, and only one of them can happen without you.”</w:t>
+      </w:r>
+    </w:p>
+    <w:p>
+      <w:pPr>
+        <w:pStyle w:val="BodyText"/>
+      </w:pPr>
+      <w:r>
+        <w:rPr>
+          <w:b/>
+          <w:bCs/>
+        </w:rPr>
+        <w:t xml:space="preserve">Why This Elimination Scene Is Critical:</w:t>
+      </w:r>
+      <w:r>
+        <w:t xml:space="preserve"> </w:t>
+      </w:r>
+      <w:r>
+        <w:t xml:space="preserve">This is the moment the show’s philosophy becomes legible to the audience in a single statement.</w:t>
+      </w:r>
+      <w:r>
+        <w:t xml:space="preserve"> </w:t>
+      </w:r>
+      <w:r>
+        <w:t xml:space="preserve">“The data tells them what you’re worth. You have to tell them why you’re worth it.”</w:t>
+      </w:r>
+      <w:r>
+        <w:t xml:space="preserve"> </w:t>
+      </w:r>
+      <w:r>
+        <w:t xml:space="preserve">That line will be clipped. It will be shared. It will be the season’s first viral moment. And it establishes the show’s dramatic logic for every episode that follows: data potential is not the same as executed performance. The human moment determines the outcome.</w:t>
+      </w:r>
+    </w:p>
+    <w:p>
+      <w:pPr>
+        <w:pStyle w:val="BodyText"/>
+      </w:pPr>
+      <w:r>
+        <w:rPr>
+          <w:b/>
+          <w:bCs/>
+        </w:rPr>
+        <w:t xml:space="preserve">The Season Thesis Statement:</w:t>
+      </w:r>
+      <w:r>
+        <w:t xml:space="preserve"> </w:t>
+      </w:r>
+      <w:r>
+        <w:t xml:space="preserve">Frame this in the pilot treatment as the episode’s</w:t>
+      </w:r>
+      <w:r>
+        <w:t xml:space="preserve"> </w:t>
+      </w:r>
+      <w:r>
+        <w:t xml:space="preserve">“season thesis moment”</w:t>
+      </w:r>
+      <w:r>
+        <w:t xml:space="preserve"> </w:t>
+      </w:r>
+      <w:r>
+        <w:t xml:space="preserve">— the moment where the audience understands what kind of show this is, what will determine who advances, and why they should return next week. The thesis: data reveals your value. Performance claims it.</w:t>
+      </w:r>
+    </w:p>
+    <w:p>
+      <w:r>
+        <w:pict>
+          <v:rect style="width:0;height:1.5pt" o:hralign="center" o:hrstd="t" o:hr="t"/>
+        </w:pict>
+      </w:r>
+    </w:p>
+    <w:bookmarkEnd w:id="69"/>
+    <w:bookmarkStart w:id="70" w:name="Xe91c263205be1b5b369579416c66967f29fee82"/>
+    <w:p>
+      <w:pPr>
+        <w:pStyle w:val="Heading2"/>
+      </w:pPr>
+      <w:r>
+        <w:t xml:space="preserve">[NEW] Suggestion 10.9 Applied: Podcast as TV Show Preview Engine</w:t>
+      </w:r>
+    </w:p>
+    <w:p>
+      <w:pPr>
+        <w:pStyle w:val="FirstParagraph"/>
+      </w:pPr>
+      <w:r>
+        <w:rPr>
+          <w:b/>
+          <w:bCs/>
+        </w:rPr>
+        <w:t xml:space="preserve">Podcast Episode 1 — Dual Function: Standalone Content and TV Format Preview</w:t>
+      </w:r>
+    </w:p>
+    <w:p>
+      <w:pPr>
+        <w:pStyle w:val="BodyText"/>
+      </w:pPr>
+      <w:r>
+        <w:t xml:space="preserve">Rewrite the second half of Podcast Episode 1 so it functions as a</w:t>
+      </w:r>
+      <w:r>
+        <w:t xml:space="preserve"> </w:t>
+      </w:r>
+      <w:r>
+        <w:t xml:space="preserve">“how the show works”</w:t>
+      </w:r>
+      <w:r>
+        <w:t xml:space="preserve"> </w:t>
+      </w:r>
+      <w:r>
+        <w:t xml:space="preserve">explainer told through a real DealStage deal — creating an episode that serves as editorial content and promotional preview simultaneously.</w:t>
+      </w:r>
+    </w:p>
+    <w:p>
+      <w:pPr>
+        <w:pStyle w:val="BodyText"/>
+      </w:pPr>
+      <w:r>
+        <w:rPr>
+          <w:b/>
+          <w:bCs/>
+        </w:rPr>
+        <w:t xml:space="preserve">Episode 1 Second Half — Revised Bridge Segment (Insert After Alicia Ford’s Deal Breakdown):</w:t>
+      </w:r>
+    </w:p>
+    <w:p>
+      <w:pPr>
+        <w:pStyle w:val="BodyText"/>
+      </w:pPr>
+      <w:r>
+        <w:rPr>
+          <w:i/>
+          <w:iCs/>
+        </w:rPr>
+        <w:t xml:space="preserve">Host transition:</w:t>
+      </w:r>
+      <w:r>
+        <w:t xml:space="preserve"> </w:t>
+      </w:r>
+      <w:r>
+        <w:t xml:space="preserve">“What Alicia just described — the data research, the match score moment, the negotiation with herself about what she actually deserved — that is exactly what you are going to see twelve contestants do on stage, on camera, in real time. We are building a television show around this exact process. And I want to tell you what that looks like, because you — the people listening to this right now — are the audience we built this for.”</w:t>
+      </w:r>
+    </w:p>
+    <w:p>
+      <w:pPr>
+        <w:pStyle w:val="BodyText"/>
+      </w:pPr>
+      <w:r>
+        <w:rPr>
+          <w:i/>
+          <w:iCs/>
+        </w:rPr>
+        <w:t xml:space="preserve">Show explanation (5-7 minutes, conversational):</w:t>
+      </w:r>
+      <w:r>
+        <w:t xml:space="preserve"> </w:t>
+      </w:r>
+      <w:r>
+        <w:t xml:space="preserve">The host explains the format as an insider briefing, not a promotional announcement: the AI match score reveal, the three-judge panel, the Override Moment mechanic, the real-deals-on-camera architecture. The listener understands the show before it exists.</w:t>
+      </w:r>
+    </w:p>
+    <w:p>
+      <w:pPr>
+        <w:pStyle w:val="BodyText"/>
+      </w:pPr>
+      <w:r>
+        <w:rPr>
+          <w:i/>
+          <w:iCs/>
+        </w:rPr>
+        <w:t xml:space="preserve">The Insider Framing:</w:t>
+      </w:r>
+      <w:r>
+        <w:t xml:space="preserve"> </w:t>
+      </w:r>
+      <w:r>
+        <w:t xml:space="preserve">“You’re hearing this before anyone else. We haven’t pitched this to a network yet. We haven’t done a single pitch meeting. We’re telling you first because you’re the people who actually understand what this platform does and why it matters. When this show gets made — and it will get made — you can say you knew about it before the first pitch meeting.”</w:t>
+      </w:r>
+    </w:p>
+    <w:p>
+      <w:pPr>
+        <w:pStyle w:val="BodyText"/>
+      </w:pPr>
+      <w:r>
+        <w:rPr>
+          <w:i/>
+          <w:iCs/>
+        </w:rPr>
+        <w:t xml:space="preserve">Episode 1 Closing Call to Action (Replace Existing CTA):</w:t>
+      </w:r>
+      <w:r>
+        <w:t xml:space="preserve"> </w:t>
+      </w:r>
+      <w:r>
+        <w:t xml:space="preserve">“If you want to be considered for the show — as a contestant, as a brand partner, or as part of the studio audience when we film the pilot — there is a link in the show notes. We are actively looking for people whose DealStage stories are as good as Alicia’s. Put your name in.”</w:t>
+      </w:r>
+    </w:p>
+    <w:p>
+      <w:pPr>
+        <w:pStyle w:val="BodyText"/>
+      </w:pPr>
+      <w:r>
+        <w:rPr>
+          <w:b/>
+          <w:bCs/>
+        </w:rPr>
+        <w:t xml:space="preserve">Platform Signup Integration:</w:t>
+      </w:r>
+      <w:r>
+        <w:t xml:space="preserve"> </w:t>
+      </w:r>
+      <w:r>
+        <w:t xml:space="preserve">This CTA drives both talent applications and platform signups simultaneously. The link in show notes routes to a landing page with two paths:</w:t>
+      </w:r>
+      <w:r>
+        <w:t xml:space="preserve"> </w:t>
+      </w:r>
+      <w:r>
+        <w:t xml:space="preserve">“I’m a creator with a DealStage story”</w:t>
+      </w:r>
+      <w:r>
+        <w:t xml:space="preserve"> </w:t>
+      </w:r>
+      <w:r>
+        <w:t xml:space="preserve">and</w:t>
+      </w:r>
+      <w:r>
+        <w:t xml:space="preserve"> </w:t>
+      </w:r>
+      <w:r>
+        <w:t xml:space="preserve">“I’m a brand interested in participating.”</w:t>
+      </w:r>
+      <w:r>
+        <w:t xml:space="preserve"> </w:t>
+      </w:r>
+      <w:r>
+        <w:t xml:space="preserve">Both flows feed the platform onboarding.</w:t>
+      </w:r>
+    </w:p>
+    <w:p>
+      <w:r>
+        <w:pict>
+          <v:rect style="width:0;height:1.5pt" o:hralign="center" o:hrstd="t" o:hr="t"/>
+        </w:pict>
+      </w:r>
+    </w:p>
+    <w:bookmarkEnd w:id="70"/>
+    <w:bookmarkStart w:id="72" w:name="X55c86e303c2b288ab83065bbe57caddbb1db5ed"/>
+    <w:p>
+      <w:pPr>
+        <w:pStyle w:val="Heading2"/>
+      </w:pPr>
+      <w:r>
+        <w:t xml:space="preserve">[NEW] Suggestion 10.10 Applied: Season Arc Document</w:t>
+      </w:r>
+    </w:p>
+    <w:p>
+      <w:pPr>
+        <w:pStyle w:val="FirstParagraph"/>
+      </w:pPr>
+      <w:r>
+        <w:rPr>
+          <w:b/>
+          <w:bCs/>
+        </w:rPr>
+        <w:t xml:space="preserve">Two-Page Season Arc Overview — Appended to the Pilot Treatment</w:t>
+      </w:r>
+    </w:p>
+    <w:p>
+      <w:pPr>
+        <w:pStyle w:val="BodyText"/>
+      </w:pPr>
+      <w:r>
+        <w:rPr>
+          <w:i/>
+          <w:iCs/>
+        </w:rPr>
+        <w:t xml:space="preserve">Networks and streaming platforms greenlighting pilots are buying a season of television, not one episode. The Season Arc demonstrates that the format sustains for ten episodes without running out of tension, variety, or story.</w:t>
+      </w:r>
+    </w:p>
+    <w:p>
+      <w:r>
+        <w:pict>
+          <v:rect style="width:0;height:1.5pt" o:hralign="center" o:hrstd="t" o:hr="t"/>
+        </w:pict>
+      </w:r>
+    </w:p>
+    <w:bookmarkStart w:id="71" w:name="the-deal-stage-season-1-arc-overview"/>
+    <w:p>
+      <w:pPr>
+        <w:pStyle w:val="Heading3"/>
+      </w:pPr>
+      <w:r>
+        <w:t xml:space="preserve">THE DEAL STAGE — SEASON 1 ARC OVERVIEW</w:t>
+      </w:r>
+    </w:p>
+    <w:p>
+      <w:pPr>
+        <w:pStyle w:val="FirstParagraph"/>
+      </w:pPr>
+      <w:r>
+        <w:rPr>
+          <w:b/>
+          <w:bCs/>
+        </w:rPr>
+        <w:t xml:space="preserve">The Season’s Emotional Architecture:</w:t>
+      </w:r>
+    </w:p>
+    <w:p>
+      <w:pPr>
+        <w:pStyle w:val="BodyText"/>
+      </w:pPr>
+      <w:r>
+        <w:t xml:space="preserve">Season 1 is structured around a central question that resolves in the finale:</w:t>
+      </w:r>
+      <w:r>
+        <w:t xml:space="preserve"> </w:t>
+      </w:r>
+      <w:r>
+        <w:rPr>
+          <w:i/>
+          <w:iCs/>
+        </w:rPr>
+        <w:t xml:space="preserve">Does the data know you better than you know yourself?</w:t>
+      </w:r>
+      <w:r>
+        <w:t xml:space="preserve"> </w:t>
+      </w:r>
+      <w:r>
+        <w:t xml:space="preserve">Every episode tests this question differently. The contestants who advance are those who learn to use the data without hiding behind it.</w:t>
+      </w:r>
+    </w:p>
+    <w:p>
+      <w:r>
+        <w:pict>
+          <v:rect style="width:0;height:1.5pt" o:hralign="center" o:hrstd="t" o:hr="t"/>
+        </w:pict>
+      </w:r>
+    </w:p>
+    <w:p>
+      <w:pPr>
+        <w:pStyle w:val="FirstParagraph"/>
+      </w:pPr>
+      <w:r>
+        <w:rPr>
+          <w:b/>
+          <w:bCs/>
+        </w:rPr>
+        <w:t xml:space="preserve">EPISODE 5 — MIDPOINT DYNAMICS</w:t>
+      </w:r>
+    </w:p>
+    <w:p>
+      <w:pPr>
+        <w:pStyle w:val="BodyText"/>
+      </w:pPr>
+      <w:r>
+        <w:rPr>
+          <w:i/>
+          <w:iCs/>
+        </w:rPr>
+        <w:t xml:space="preserve">The Brand Challenge:</w:t>
+      </w:r>
+      <w:r>
+        <w:t xml:space="preserve"> </w:t>
+      </w:r>
+      <w:r>
+        <w:t xml:space="preserve">A major fashion brand is offering a multi-season partnership — not a single deal, but an ongoing brand ambassador relationship with quarterly deliverables. The stakes change the calculation. This is not a one-time deal; it is a relationship that will define the creator’s brand identity for the next 18 months.</w:t>
+      </w:r>
+    </w:p>
+    <w:p>
+      <w:pPr>
+        <w:pStyle w:val="BodyText"/>
+      </w:pPr>
+      <w:r>
+        <w:rPr>
+          <w:i/>
+          <w:iCs/>
+        </w:rPr>
+        <w:t xml:space="preserve">Who Is Still In the Competition:</w:t>
+      </w:r>
+      <w:r>
+        <w:t xml:space="preserve"> </w:t>
+      </w:r>
+      <w:r>
+        <w:t xml:space="preserve">- The Strategist: A creator who has optimized every pitch for the AI score. Technically proficient. Emotionally unreadable. The judges cannot tell if there is a person behind the data or just a very good data student.</w:t>
+      </w:r>
+      <w:r>
+        <w:t xml:space="preserve"> </w:t>
+      </w:r>
+      <w:r>
+        <w:t xml:space="preserve">- The Risk-Taker: A creator who has made two Override Moment choices in four episodes. Both were defensible. Neither was the AI’s top recommendation. She is building a track record of trusting her gut — and the judges are watching to see if the pattern holds or breaks.</w:t>
+      </w:r>
+      <w:r>
+        <w:t xml:space="preserve"> </w:t>
+      </w:r>
+      <w:r>
+        <w:t xml:space="preserve">- The Late Developer: A creator who was nearly eliminated in Episode 2 but has improved dramatically. Their AI score has not changed. Their performance has. This character exists to prove the show’s thesis: the data reveals potential; the human performance claims it.</w:t>
+      </w:r>
+    </w:p>
+    <w:p>
+      <w:pPr>
+        <w:pStyle w:val="BodyText"/>
+      </w:pPr>
+      <w:r>
+        <w:rPr>
+          <w:i/>
+          <w:iCs/>
+        </w:rPr>
+        <w:t xml:space="preserve">The Midpoint Tension:</w:t>
+      </w:r>
+      <w:r>
+        <w:t xml:space="preserve"> </w:t>
+      </w:r>
+      <w:r>
+        <w:t xml:space="preserve">The Strategist’s analytical approach and the Risk-Taker’s contrarian approach are on a collision course for the finale. Episode 5 is the first episode where they are in direct competition for the same brand partner.</w:t>
+      </w:r>
+    </w:p>
+    <w:p>
+      <w:r>
+        <w:pict>
+          <v:rect style="width:0;height:1.5pt" o:hralign="center" o:hrstd="t" o:hr="t"/>
+        </w:pict>
+      </w:r>
+    </w:p>
+    <w:p>
+      <w:pPr>
+        <w:pStyle w:val="FirstParagraph"/>
+      </w:pPr>
+      <w:r>
+        <w:rPr>
+          <w:b/>
+          <w:bCs/>
+        </w:rPr>
+        <w:t xml:space="preserve">EPISODE 10 — THE FINALE</w:t>
+      </w:r>
+    </w:p>
+    <w:p>
+      <w:pPr>
+        <w:pStyle w:val="BodyText"/>
+      </w:pPr>
+      <w:r>
+        <w:rPr>
+          <w:i/>
+          <w:iCs/>
+        </w:rPr>
+        <w:t xml:space="preserve">The Prize:</w:t>
+      </w:r>
+      <w:r>
+        <w:t xml:space="preserve"> </w:t>
+      </w:r>
+      <w:r>
+        <w:t xml:space="preserve">The $1M brand portfolio offer — not a single brand deal but a curated portfolio of three complementary, non-competing brands assembled specifically for the winner. The portfolio is the product of the platform’s AI matching engine operating at its maximum capacity: three brands whose combined deal value, category alignment, and audience fit create a partnership ecosystem rather than a transaction.</w:t>
+      </w:r>
+    </w:p>
+    <w:p>
+      <w:pPr>
+        <w:pStyle w:val="BodyText"/>
+      </w:pPr>
+      <w:r>
+        <w:rPr>
+          <w:i/>
+          <w:iCs/>
+        </w:rPr>
+        <w:t xml:space="preserve">The Final Two — Character Archetypes:</w:t>
+      </w:r>
+      <w:r>
+        <w:t xml:space="preserve"> </w:t>
+      </w:r>
+      <w:r>
+        <w:t xml:space="preserve">The finale features two contestants who represent the show’s competing philosophies: one who mastered the data and let it guide every decision, and one who understood the data but regularly overrode it when their instincts disagreed. The finale is not about who is right. It is about which approach to the tension between data and instinct produces the better outcome for the creator’s business.</w:t>
+      </w:r>
+    </w:p>
+    <w:p>
+      <w:pPr>
+        <w:pStyle w:val="BodyText"/>
+      </w:pPr>
+      <w:r>
+        <w:rPr>
+          <w:i/>
+          <w:iCs/>
+        </w:rPr>
+        <w:t xml:space="preserve">The Emotional Payoff:</w:t>
+      </w:r>
+      <w:r>
+        <w:t xml:space="preserve"> </w:t>
+      </w:r>
+      <w:r>
+        <w:t xml:space="preserve">The winner’s acceptance moment is not a celebration. It is a realization. The realization that the match score was not the prize. The prize was learning — over ten episodes — how to see themselves the way the data already did. The finale’s final image is the winning creator’s AI match score, completing its progress ring, in silence. The same image as the pilot’s cold open. The show ends where it began. But now the audience understands what the number means.</w:t>
+      </w:r>
+    </w:p>
+    <w:p>
+      <w:pPr>
+        <w:pStyle w:val="BodyText"/>
+      </w:pPr>
+      <w:r>
+        <w:rPr>
+          <w:i/>
+          <w:iCs/>
+        </w:rPr>
+        <w:t xml:space="preserve">The Live Reveal:</w:t>
+      </w:r>
+      <w:r>
+        <w:t xml:space="preserve"> </w:t>
+      </w:r>
+      <w:r>
+        <w:t xml:space="preserve">The $1M portfolio offer is read aloud by the brand representatives in person — not announced by the host. The brands are in the room. The deal is executed on camera. The audience watches a real business partnership begin.</w:t>
+      </w:r>
+    </w:p>
+    <w:p>
+      <w:r>
+        <w:pict>
+          <v:rect style="width:0;height:1.5pt" o:hralign="center" o:hrstd="t" o:hr="t"/>
+        </w:pict>
+      </w:r>
+    </w:p>
+    <w:p>
+      <w:pPr>
+        <w:pStyle w:val="FirstParagraph"/>
+      </w:pPr>
+      <w:r>
+        <w:rPr>
+          <w:b/>
+          <w:bCs/>
+        </w:rPr>
+        <w:t xml:space="preserve">SEASON 2 DIFFERENTIATION — ONE PARAGRAPH FOR PITCH MEETINGS:</w:t>
+      </w:r>
+    </w:p>
+    <w:p>
+      <w:pPr>
+        <w:pStyle w:val="BodyText"/>
+      </w:pPr>
+      <w:r>
+        <w:t xml:space="preserve">Season 2 introduces the International Category — creators competing for brand deals with companies seeking their first authentic entry into a new demographic market. The AI matching engine now operates across cross-cultural audience data, surfacing creators whose audience demographics bridge two markets in ways the brand’s internal data would never have identified. The format mechanic is identical. The stakes are globally scaled. Season 2 proves the format is not dependent on the domestic American creator economy — it is a global infrastructure for the same problem: the gap between what creators are worth and what the market has paid them.</w:t>
+      </w:r>
+    </w:p>
+    <w:p>
+      <w:r>
+        <w:pict>
+          <v:rect style="width:0;height:1.5pt" o:hralign="center" o:hrstd="t" o:hr="t"/>
+        </w:pict>
+      </w:r>
+    </w:p>
+    <w:p>
+      <w:pPr>
+        <w:pStyle w:val="FirstParagraph"/>
+      </w:pPr>
+      <w:r>
+        <w:rPr>
+          <w:i/>
+          <w:iCs/>
+        </w:rPr>
+        <w:t xml:space="preserve">[NEW] sections applied: March 20, 2026</w:t>
+      </w:r>
+      <w:r>
+        <w:t xml:space="preserve"> </w:t>
+      </w:r>
+      <w:r>
+        <w:rPr>
+          <w:i/>
+          <w:iCs/>
+        </w:rPr>
+        <w:t xml:space="preserve">Source: STRATEGIC_SUGGESTIONS_DOCS_9_12.md — All 10 suggestions for Document 10 incorporated</w:t>
+      </w:r>
+      <w:r>
+        <w:t xml:space="preserve"> </w:t>
+      </w:r>
+      <w:r>
+        <w:rPr>
+          <w:i/>
+          <w:iCs/>
+        </w:rPr>
+        <w:t xml:space="preserve">Existing content: Unchanged and preserved in full</w:t>
+      </w:r>
+      <w:r>
+        <w:t xml:space="preserve"> </w:t>
+      </w:r>
+      <w:r>
+        <w:rPr>
+          <w:i/>
+          <w:iCs/>
+        </w:rPr>
+        <w:t xml:space="preserve">Next action: Identify 3-5 real DealStage users for documentary pre-production footage (Suggestion 10.7) and draft full Judge Character Bible as standalone casting document (Suggestion 10.5)</w:t>
+      </w:r>
+    </w:p>
+    <w:bookmarkEnd w:id="71"/>
+    <w:bookmarkEnd w:id="72"/>
+    <w:bookmarkEnd w:id="73"/>
     <w:sectPr>
       <w:footnotePr>
         <w:numRestart w:val="eachSect"/>
@@ -12569,6 +15449,9 @@
     <w:abstractNumId w:val="991"/>
   </w:num>
   <w:num w:numId="1022">
+    <w:abstractNumId w:val="991"/>
+  </w:num>
+  <w:num w:numId="1023">
     <w:abstractNumId w:val="991"/>
   </w:num>
 </w:numbering>
